--- a/LibrarySystemDOC.docx
+++ b/LibrarySystemDOC.docx
@@ -185,7 +185,7 @@
                                           <w:sz w:val="72"/>
                                           <w:szCs w:val="72"/>
                                         </w:rPr>
-                                        <w:t xml:space="preserve">Library Management System </w:t>
+                                        <w:t>Library Management System</w:t>
                                       </w:r>
                                     </w:sdtContent>
                                   </w:sdt>
@@ -355,7 +355,7 @@
                                     <w:sz w:val="72"/>
                                     <w:szCs w:val="72"/>
                                   </w:rPr>
-                                  <w:t xml:space="preserve">Library Management System </w:t>
+                                  <w:t>Library Management System</w:t>
                                 </w:r>
                               </w:sdtContent>
                             </w:sdt>
@@ -585,7 +585,7 @@
                                         <w:sz w:val="28"/>
                                         <w:szCs w:val="28"/>
                                       </w:rPr>
-                                      <w:t xml:space="preserve">2nd year oosd project </w:t>
+                                      <w:t>2nd year oosd project</w:t>
                                     </w:r>
                                   </w:p>
                                 </w:sdtContent>
@@ -686,7 +686,7 @@
                                   <w:sz w:val="28"/>
                                   <w:szCs w:val="28"/>
                                 </w:rPr>
-                                <w:t xml:space="preserve">2nd year oosd project </w:t>
+                                <w:t>2nd year oosd project</w:t>
                               </w:r>
                             </w:p>
                           </w:sdtContent>
@@ -924,275 +924,1245 @@
         </w:p>
       </w:sdtContent>
     </w:sdt>
-    <w:p>
-      <w:pPr>
-        <w:rPr>
-          <w:color w:val="156082" w:themeColor="accent1"/>
-          <w:sz w:val="32"/>
-          <w:szCs w:val="32"/>
-        </w:rPr>
-      </w:pPr>
-      <w:r>
-        <w:rPr>
-          <w:color w:val="156082" w:themeColor="accent1"/>
-          <w:sz w:val="32"/>
-          <w:szCs w:val="32"/>
-        </w:rPr>
-        <w:lastRenderedPageBreak/>
-        <w:t xml:space="preserve">Table of contents </w:t>
-      </w:r>
-    </w:p>
-    <w:p>
-      <w:r>
-        <w:t>Cover page</w:t>
-      </w:r>
-    </w:p>
-    <w:p>
-      <w:pPr>
-        <w:rPr>
+    <w:sdt>
+      <w:sdtPr>
+        <w:id w:val="1048179837"/>
+        <w:docPartObj>
+          <w:docPartGallery w:val="Table of Contents"/>
+          <w:docPartUnique/>
+        </w:docPartObj>
+      </w:sdtPr>
+      <w:sdtEndPr>
+        <w:rPr>
+          <w:rFonts w:asciiTheme="minorHAnsi" w:eastAsiaTheme="minorHAnsi" w:hAnsiTheme="minorHAnsi" w:cstheme="minorBidi"/>
           <w:b/>
           <w:bCs/>
-        </w:rPr>
-      </w:pPr>
-      <w:r>
-        <w:rPr>
-          <w:b/>
-          <w:bCs/>
-        </w:rPr>
-        <w:t xml:space="preserve">• Description </w:t>
-      </w:r>
-      <w:r>
-        <w:rPr>
-          <w:b/>
-          <w:bCs/>
-        </w:rPr>
-        <w:t>–</w:t>
-      </w:r>
-      <w:r>
-        <w:rPr>
-          <w:b/>
-          <w:bCs/>
-        </w:rPr>
-        <w:t xml:space="preserve"> SUMMARY</w:t>
-      </w:r>
-      <w:r>
-        <w:rPr>
-          <w:b/>
-          <w:bCs/>
-        </w:rPr>
-        <w:t xml:space="preserve"> – done</w:t>
-      </w:r>
-    </w:p>
-    <w:p>
-      <w:pPr>
-        <w:rPr>
-          <w:b/>
-          <w:bCs/>
-        </w:rPr>
-      </w:pPr>
-      <w:r>
-        <w:t xml:space="preserve">• </w:t>
-      </w:r>
-      <w:r>
-        <w:rPr>
-          <w:b/>
-          <w:bCs/>
-        </w:rPr>
-        <w:t xml:space="preserve">Requirements </w:t>
-      </w:r>
-      <w:r>
-        <w:rPr>
-          <w:b/>
-          <w:bCs/>
-        </w:rPr>
-        <w:t xml:space="preserve">– done </w:t>
-      </w:r>
-    </w:p>
-    <w:p>
-      <w:r>
-        <w:t xml:space="preserve">• </w:t>
-      </w:r>
-      <w:r>
-        <w:rPr>
-          <w:b/>
-          <w:bCs/>
-        </w:rPr>
-        <w:t>Screenshot database tables</w:t>
-      </w:r>
-      <w:r>
-        <w:rPr>
-          <w:b/>
-          <w:bCs/>
-        </w:rPr>
-        <w:t xml:space="preserve"> - done</w:t>
-      </w:r>
-    </w:p>
-    <w:p>
-      <w:pPr>
-        <w:rPr>
-          <w:b/>
-          <w:bCs/>
-        </w:rPr>
-      </w:pPr>
-      <w:r>
-        <w:rPr>
-          <w:b/>
-          <w:bCs/>
-        </w:rPr>
-        <w:t xml:space="preserve">• ER Diagram </w:t>
-      </w:r>
-      <w:r>
-        <w:rPr>
-          <w:b/>
-          <w:bCs/>
-        </w:rPr>
-        <w:t>– done</w:t>
-      </w:r>
-    </w:p>
-    <w:p>
-      <w:pPr>
-        <w:pStyle w:val="ListParagraph"/>
-        <w:numPr>
-          <w:ilvl w:val="0"/>
-          <w:numId w:val="6"/>
-        </w:numPr>
-        <w:rPr>
-          <w:b/>
-          <w:bCs/>
-        </w:rPr>
-      </w:pPr>
-      <w:r>
-        <w:rPr>
-          <w:b/>
-          <w:bCs/>
-        </w:rPr>
-        <w:t xml:space="preserve">Components/gui screens </w:t>
-      </w:r>
-    </w:p>
-    <w:p>
-      <w:r>
-        <w:t xml:space="preserve">• Interesting source code snippets </w:t>
-      </w:r>
-      <w:r>
-        <w:t>–</w:t>
-      </w:r>
-      <w:r>
-        <w:t xml:space="preserve"> </w:t>
-      </w:r>
-      <w:r>
-        <w:t>mostly done</w:t>
-      </w:r>
-    </w:p>
-    <w:p>
-      <w:r>
-        <w:t>• Tests</w:t>
-      </w:r>
-      <w:r>
-        <w:t xml:space="preserve"> - mostly done </w:t>
-      </w:r>
-    </w:p>
-    <w:p>
-      <w:r>
-        <w:t>3. Source code</w:t>
-      </w:r>
-      <w:r>
-        <w:t xml:space="preserve"> - </w:t>
-      </w:r>
-    </w:p>
-    <w:p>
-      <w:r>
-        <w:t>4. Database Dump -- ?</w:t>
-      </w:r>
-    </w:p>
-    <w:p>
-      <w:r>
-        <w:t>5. Project API -- ?</w:t>
-      </w:r>
-    </w:p>
-    <w:p>
-      <w:r>
-        <w:t>6. Exectuable jar file</w:t>
-      </w:r>
-      <w:r>
-        <w:t xml:space="preserve">- done , might make new </w:t>
-      </w:r>
-    </w:p>
-    <w:p>
-      <w:r>
-        <w:t xml:space="preserve"> </w:t>
-      </w:r>
-      <w:r>
-        <w:t xml:space="preserve"> </w:t>
-      </w:r>
-      <w:r>
-        <w:rPr>
-          <w:b/>
-          <w:bCs/>
-        </w:rPr>
-        <w:t>Orders table</w:t>
-      </w:r>
-      <w:r>
-        <w:t xml:space="preserve"> </w:t>
-      </w:r>
-      <w:r>
-        <w:t>=</w:t>
-      </w:r>
-      <w:r>
-        <w:t xml:space="preserve"> borrowing </w:t>
-      </w:r>
-    </w:p>
-    <w:p>
-      <w:r>
-        <w:t xml:space="preserve">CREATE orders = user borrows item </w:t>
-      </w:r>
-    </w:p>
-    <w:p>
-      <w:r>
-        <w:t>UPDATE orders = change borrow details</w:t>
-      </w:r>
-    </w:p>
-    <w:p>
-      <w:r>
-        <w:t>DELETE orders = return item</w:t>
-      </w:r>
-      <w:r>
-        <w:t xml:space="preserve"> </w:t>
-      </w:r>
-    </w:p>
-    <w:p>
-      <w:r>
-        <w:t xml:space="preserve">To do </w:t>
-      </w:r>
-    </w:p>
-    <w:p>
-      <w:r>
-        <w:t xml:space="preserve">Add final valid </w:t>
-      </w:r>
-    </w:p>
-    <w:p>
-      <w:r>
-        <w:t xml:space="preserve">Fix orders so create – one from stock of whaever item </w:t>
-      </w:r>
-    </w:p>
-    <w:p>
-      <w:r>
-        <w:t xml:space="preserve">And delete adds 1 to stock of whatever item </w:t>
-      </w:r>
-    </w:p>
-    <w:p>
-      <w:r>
-        <w:t xml:space="preserve">Check tests make sure everything works </w:t>
-      </w:r>
-    </w:p>
+          <w:noProof/>
+          <w:color w:val="auto"/>
+          <w:kern w:val="2"/>
+          <w:sz w:val="22"/>
+          <w:szCs w:val="22"/>
+          <w:lang w:val="en-IE"/>
+          <w14:ligatures w14:val="standardContextual"/>
+        </w:rPr>
+      </w:sdtEndPr>
+      <w:sdtContent>
+        <w:p>
+          <w:pPr>
+            <w:pStyle w:val="TOCHeading"/>
+          </w:pPr>
+          <w:r>
+            <w:t>Table of Contents</w:t>
+          </w:r>
+        </w:p>
+        <w:p>
+          <w:pPr>
+            <w:pStyle w:val="TOC1"/>
+            <w:rPr>
+              <w:rFonts w:eastAsiaTheme="minorEastAsia"/>
+              <w:sz w:val="24"/>
+              <w:szCs w:val="24"/>
+              <w:lang w:eastAsia="en-IE"/>
+            </w:rPr>
+          </w:pPr>
+          <w:r>
+            <w:fldChar w:fldCharType="begin"/>
+          </w:r>
+          <w:r>
+            <w:instrText xml:space="preserve"> TOC \o "1-3" \h \z \u </w:instrText>
+          </w:r>
+          <w:r>
+            <w:fldChar w:fldCharType="separate"/>
+          </w:r>
+          <w:hyperlink w:anchor="_Toc227706929" w:history="1">
+            <w:r>
+              <w:rPr>
+                <w:rStyle w:val="Hyperlink"/>
+              </w:rPr>
+              <w:t>Library Management System Project Description</w:t>
+            </w:r>
+            <w:r>
+              <w:rPr>
+                <w:webHidden/>
+              </w:rPr>
+              <w:tab/>
+            </w:r>
+            <w:r>
+              <w:rPr>
+                <w:webHidden/>
+              </w:rPr>
+              <w:fldChar w:fldCharType="begin"/>
+            </w:r>
+            <w:r>
+              <w:rPr>
+                <w:webHidden/>
+              </w:rPr>
+              <w:instrText xml:space="preserve"> PAGEREF _Toc227706929 \h </w:instrText>
+            </w:r>
+            <w:r>
+              <w:rPr>
+                <w:webHidden/>
+              </w:rPr>
+            </w:r>
+            <w:r>
+              <w:rPr>
+                <w:webHidden/>
+              </w:rPr>
+              <w:fldChar w:fldCharType="separate"/>
+            </w:r>
+            <w:r>
+              <w:rPr>
+                <w:webHidden/>
+              </w:rPr>
+              <w:t>2</w:t>
+            </w:r>
+            <w:r>
+              <w:rPr>
+                <w:webHidden/>
+              </w:rPr>
+              <w:fldChar w:fldCharType="end"/>
+            </w:r>
+          </w:hyperlink>
+        </w:p>
+        <w:p>
+          <w:pPr>
+            <w:pStyle w:val="TOC1"/>
+            <w:rPr>
+              <w:rFonts w:eastAsiaTheme="minorEastAsia"/>
+              <w:sz w:val="24"/>
+              <w:szCs w:val="24"/>
+              <w:lang w:eastAsia="en-IE"/>
+            </w:rPr>
+          </w:pPr>
+          <w:hyperlink w:anchor="_Toc227706930" w:history="1">
+            <w:r>
+              <w:rPr>
+                <w:rStyle w:val="Hyperlink"/>
+              </w:rPr>
+              <w:t>Requriements</w:t>
+            </w:r>
+            <w:r>
+              <w:rPr>
+                <w:webHidden/>
+              </w:rPr>
+              <w:tab/>
+            </w:r>
+            <w:r>
+              <w:rPr>
+                <w:webHidden/>
+              </w:rPr>
+              <w:fldChar w:fldCharType="begin"/>
+            </w:r>
+            <w:r>
+              <w:rPr>
+                <w:webHidden/>
+              </w:rPr>
+              <w:instrText xml:space="preserve"> PAGEREF _Toc227706930 \h </w:instrText>
+            </w:r>
+            <w:r>
+              <w:rPr>
+                <w:webHidden/>
+              </w:rPr>
+            </w:r>
+            <w:r>
+              <w:rPr>
+                <w:webHidden/>
+              </w:rPr>
+              <w:fldChar w:fldCharType="separate"/>
+            </w:r>
+            <w:r>
+              <w:rPr>
+                <w:webHidden/>
+              </w:rPr>
+              <w:t>3</w:t>
+            </w:r>
+            <w:r>
+              <w:rPr>
+                <w:webHidden/>
+              </w:rPr>
+              <w:fldChar w:fldCharType="end"/>
+            </w:r>
+          </w:hyperlink>
+        </w:p>
+        <w:p>
+          <w:pPr>
+            <w:pStyle w:val="TOC1"/>
+            <w:rPr>
+              <w:rFonts w:eastAsiaTheme="minorEastAsia"/>
+              <w:sz w:val="24"/>
+              <w:szCs w:val="24"/>
+              <w:lang w:eastAsia="en-IE"/>
+            </w:rPr>
+          </w:pPr>
+          <w:hyperlink w:anchor="_Toc227706931" w:history="1">
+            <w:r>
+              <w:rPr>
+                <w:rStyle w:val="Hyperlink"/>
+              </w:rPr>
+              <w:t>Database Tables</w:t>
+            </w:r>
+            <w:r>
+              <w:rPr>
+                <w:webHidden/>
+              </w:rPr>
+              <w:tab/>
+            </w:r>
+            <w:r>
+              <w:rPr>
+                <w:webHidden/>
+              </w:rPr>
+              <w:fldChar w:fldCharType="begin"/>
+            </w:r>
+            <w:r>
+              <w:rPr>
+                <w:webHidden/>
+              </w:rPr>
+              <w:instrText xml:space="preserve"> PAGEREF _Toc227706931 \h </w:instrText>
+            </w:r>
+            <w:r>
+              <w:rPr>
+                <w:webHidden/>
+              </w:rPr>
+            </w:r>
+            <w:r>
+              <w:rPr>
+                <w:webHidden/>
+              </w:rPr>
+              <w:fldChar w:fldCharType="separate"/>
+            </w:r>
+            <w:r>
+              <w:rPr>
+                <w:webHidden/>
+              </w:rPr>
+              <w:t>4</w:t>
+            </w:r>
+            <w:r>
+              <w:rPr>
+                <w:webHidden/>
+              </w:rPr>
+              <w:fldChar w:fldCharType="end"/>
+            </w:r>
+          </w:hyperlink>
+        </w:p>
+        <w:p>
+          <w:pPr>
+            <w:pStyle w:val="TOC2"/>
+            <w:tabs>
+              <w:tab w:val="right" w:leader="dot" w:pos="9016"/>
+            </w:tabs>
+            <w:rPr>
+              <w:rFonts w:eastAsiaTheme="minorEastAsia"/>
+              <w:noProof/>
+              <w:sz w:val="24"/>
+              <w:szCs w:val="24"/>
+              <w:lang w:eastAsia="en-IE"/>
+            </w:rPr>
+          </w:pPr>
+          <w:hyperlink w:anchor="_Toc227706932" w:history="1">
+            <w:r>
+              <w:rPr>
+                <w:rStyle w:val="Hyperlink"/>
+                <w:noProof/>
+              </w:rPr>
+              <w:t>User Table</w:t>
+            </w:r>
+            <w:r>
+              <w:rPr>
+                <w:noProof/>
+                <w:webHidden/>
+              </w:rPr>
+              <w:tab/>
+            </w:r>
+            <w:r>
+              <w:rPr>
+                <w:noProof/>
+                <w:webHidden/>
+              </w:rPr>
+              <w:fldChar w:fldCharType="begin"/>
+            </w:r>
+            <w:r>
+              <w:rPr>
+                <w:noProof/>
+                <w:webHidden/>
+              </w:rPr>
+              <w:instrText xml:space="preserve"> PAGEREF _Toc227706932 \h </w:instrText>
+            </w:r>
+            <w:r>
+              <w:rPr>
+                <w:noProof/>
+                <w:webHidden/>
+              </w:rPr>
+            </w:r>
+            <w:r>
+              <w:rPr>
+                <w:noProof/>
+                <w:webHidden/>
+              </w:rPr>
+              <w:fldChar w:fldCharType="separate"/>
+            </w:r>
+            <w:r>
+              <w:rPr>
+                <w:noProof/>
+                <w:webHidden/>
+              </w:rPr>
+              <w:t>4</w:t>
+            </w:r>
+            <w:r>
+              <w:rPr>
+                <w:noProof/>
+                <w:webHidden/>
+              </w:rPr>
+              <w:fldChar w:fldCharType="end"/>
+            </w:r>
+          </w:hyperlink>
+        </w:p>
+        <w:p>
+          <w:pPr>
+            <w:pStyle w:val="TOC2"/>
+            <w:tabs>
+              <w:tab w:val="right" w:leader="dot" w:pos="9016"/>
+            </w:tabs>
+            <w:rPr>
+              <w:rFonts w:eastAsiaTheme="minorEastAsia"/>
+              <w:noProof/>
+              <w:sz w:val="24"/>
+              <w:szCs w:val="24"/>
+              <w:lang w:eastAsia="en-IE"/>
+            </w:rPr>
+          </w:pPr>
+          <w:hyperlink w:anchor="_Toc227706933" w:history="1">
+            <w:r>
+              <w:rPr>
+                <w:rStyle w:val="Hyperlink"/>
+                <w:noProof/>
+              </w:rPr>
+              <w:t>Order Table</w:t>
+            </w:r>
+            <w:r>
+              <w:rPr>
+                <w:noProof/>
+                <w:webHidden/>
+              </w:rPr>
+              <w:tab/>
+            </w:r>
+            <w:r>
+              <w:rPr>
+                <w:noProof/>
+                <w:webHidden/>
+              </w:rPr>
+              <w:fldChar w:fldCharType="begin"/>
+            </w:r>
+            <w:r>
+              <w:rPr>
+                <w:noProof/>
+                <w:webHidden/>
+              </w:rPr>
+              <w:instrText xml:space="preserve"> PAGEREF _Toc227706933 \h </w:instrText>
+            </w:r>
+            <w:r>
+              <w:rPr>
+                <w:noProof/>
+                <w:webHidden/>
+              </w:rPr>
+            </w:r>
+            <w:r>
+              <w:rPr>
+                <w:noProof/>
+                <w:webHidden/>
+              </w:rPr>
+              <w:fldChar w:fldCharType="separate"/>
+            </w:r>
+            <w:r>
+              <w:rPr>
+                <w:noProof/>
+                <w:webHidden/>
+              </w:rPr>
+              <w:t>5</w:t>
+            </w:r>
+            <w:r>
+              <w:rPr>
+                <w:noProof/>
+                <w:webHidden/>
+              </w:rPr>
+              <w:fldChar w:fldCharType="end"/>
+            </w:r>
+          </w:hyperlink>
+        </w:p>
+        <w:p>
+          <w:pPr>
+            <w:pStyle w:val="TOC2"/>
+            <w:tabs>
+              <w:tab w:val="right" w:leader="dot" w:pos="9016"/>
+            </w:tabs>
+            <w:rPr>
+              <w:rFonts w:eastAsiaTheme="minorEastAsia"/>
+              <w:noProof/>
+              <w:sz w:val="24"/>
+              <w:szCs w:val="24"/>
+              <w:lang w:eastAsia="en-IE"/>
+            </w:rPr>
+          </w:pPr>
+          <w:hyperlink w:anchor="_Toc227706934" w:history="1">
+            <w:r>
+              <w:rPr>
+                <w:rStyle w:val="Hyperlink"/>
+                <w:noProof/>
+              </w:rPr>
+              <w:t>Item Table</w:t>
+            </w:r>
+            <w:r>
+              <w:rPr>
+                <w:noProof/>
+                <w:webHidden/>
+              </w:rPr>
+              <w:tab/>
+            </w:r>
+            <w:r>
+              <w:rPr>
+                <w:noProof/>
+                <w:webHidden/>
+              </w:rPr>
+              <w:fldChar w:fldCharType="begin"/>
+            </w:r>
+            <w:r>
+              <w:rPr>
+                <w:noProof/>
+                <w:webHidden/>
+              </w:rPr>
+              <w:instrText xml:space="preserve"> PAGEREF _Toc227706934 \h </w:instrText>
+            </w:r>
+            <w:r>
+              <w:rPr>
+                <w:noProof/>
+                <w:webHidden/>
+              </w:rPr>
+            </w:r>
+            <w:r>
+              <w:rPr>
+                <w:noProof/>
+                <w:webHidden/>
+              </w:rPr>
+              <w:fldChar w:fldCharType="separate"/>
+            </w:r>
+            <w:r>
+              <w:rPr>
+                <w:noProof/>
+                <w:webHidden/>
+              </w:rPr>
+              <w:t>6</w:t>
+            </w:r>
+            <w:r>
+              <w:rPr>
+                <w:noProof/>
+                <w:webHidden/>
+              </w:rPr>
+              <w:fldChar w:fldCharType="end"/>
+            </w:r>
+          </w:hyperlink>
+        </w:p>
+        <w:p>
+          <w:pPr>
+            <w:pStyle w:val="TOC1"/>
+            <w:rPr>
+              <w:rFonts w:eastAsiaTheme="minorEastAsia"/>
+              <w:sz w:val="24"/>
+              <w:szCs w:val="24"/>
+              <w:lang w:eastAsia="en-IE"/>
+            </w:rPr>
+          </w:pPr>
+          <w:hyperlink w:anchor="_Toc227706935" w:history="1">
+            <w:r>
+              <w:rPr>
+                <w:rStyle w:val="Hyperlink"/>
+              </w:rPr>
+              <w:t>ER Diagram</w:t>
+            </w:r>
+            <w:r>
+              <w:rPr>
+                <w:webHidden/>
+              </w:rPr>
+              <w:tab/>
+            </w:r>
+            <w:r>
+              <w:rPr>
+                <w:webHidden/>
+              </w:rPr>
+              <w:fldChar w:fldCharType="begin"/>
+            </w:r>
+            <w:r>
+              <w:rPr>
+                <w:webHidden/>
+              </w:rPr>
+              <w:instrText xml:space="preserve"> PAGEREF _Toc227706935 \h </w:instrText>
+            </w:r>
+            <w:r>
+              <w:rPr>
+                <w:webHidden/>
+              </w:rPr>
+            </w:r>
+            <w:r>
+              <w:rPr>
+                <w:webHidden/>
+              </w:rPr>
+              <w:fldChar w:fldCharType="separate"/>
+            </w:r>
+            <w:r>
+              <w:rPr>
+                <w:webHidden/>
+              </w:rPr>
+              <w:t>7</w:t>
+            </w:r>
+            <w:r>
+              <w:rPr>
+                <w:webHidden/>
+              </w:rPr>
+              <w:fldChar w:fldCharType="end"/>
+            </w:r>
+          </w:hyperlink>
+        </w:p>
+        <w:p>
+          <w:pPr>
+            <w:pStyle w:val="TOC1"/>
+            <w:rPr>
+              <w:rFonts w:eastAsiaTheme="minorEastAsia"/>
+              <w:sz w:val="24"/>
+              <w:szCs w:val="24"/>
+              <w:lang w:eastAsia="en-IE"/>
+            </w:rPr>
+          </w:pPr>
+          <w:hyperlink w:anchor="_Toc227706936" w:history="1">
+            <w:r>
+              <w:rPr>
+                <w:rStyle w:val="Hyperlink"/>
+              </w:rPr>
+              <w:t>Logo</w:t>
+            </w:r>
+            <w:r>
+              <w:rPr>
+                <w:webHidden/>
+              </w:rPr>
+              <w:tab/>
+            </w:r>
+            <w:r>
+              <w:rPr>
+                <w:webHidden/>
+              </w:rPr>
+              <w:fldChar w:fldCharType="begin"/>
+            </w:r>
+            <w:r>
+              <w:rPr>
+                <w:webHidden/>
+              </w:rPr>
+              <w:instrText xml:space="preserve"> PAGEREF _Toc227706936 \h </w:instrText>
+            </w:r>
+            <w:r>
+              <w:rPr>
+                <w:webHidden/>
+              </w:rPr>
+            </w:r>
+            <w:r>
+              <w:rPr>
+                <w:webHidden/>
+              </w:rPr>
+              <w:fldChar w:fldCharType="separate"/>
+            </w:r>
+            <w:r>
+              <w:rPr>
+                <w:webHidden/>
+              </w:rPr>
+              <w:t>8</w:t>
+            </w:r>
+            <w:r>
+              <w:rPr>
+                <w:webHidden/>
+              </w:rPr>
+              <w:fldChar w:fldCharType="end"/>
+            </w:r>
+          </w:hyperlink>
+        </w:p>
+        <w:p>
+          <w:pPr>
+            <w:pStyle w:val="TOC1"/>
+            <w:rPr>
+              <w:rFonts w:eastAsiaTheme="minorEastAsia"/>
+              <w:sz w:val="24"/>
+              <w:szCs w:val="24"/>
+              <w:lang w:eastAsia="en-IE"/>
+            </w:rPr>
+          </w:pPr>
+          <w:hyperlink w:anchor="_Toc227706937" w:history="1">
+            <w:r>
+              <w:rPr>
+                <w:rStyle w:val="Hyperlink"/>
+              </w:rPr>
+              <w:t>Library Management System Features</w:t>
+            </w:r>
+            <w:r>
+              <w:rPr>
+                <w:webHidden/>
+              </w:rPr>
+              <w:tab/>
+            </w:r>
+            <w:r>
+              <w:rPr>
+                <w:webHidden/>
+              </w:rPr>
+              <w:fldChar w:fldCharType="begin"/>
+            </w:r>
+            <w:r>
+              <w:rPr>
+                <w:webHidden/>
+              </w:rPr>
+              <w:instrText xml:space="preserve"> PAGEREF _Toc227706937 \h </w:instrText>
+            </w:r>
+            <w:r>
+              <w:rPr>
+                <w:webHidden/>
+              </w:rPr>
+            </w:r>
+            <w:r>
+              <w:rPr>
+                <w:webHidden/>
+              </w:rPr>
+              <w:fldChar w:fldCharType="separate"/>
+            </w:r>
+            <w:r>
+              <w:rPr>
+                <w:webHidden/>
+              </w:rPr>
+              <w:t>8</w:t>
+            </w:r>
+            <w:r>
+              <w:rPr>
+                <w:webHidden/>
+              </w:rPr>
+              <w:fldChar w:fldCharType="end"/>
+            </w:r>
+          </w:hyperlink>
+        </w:p>
+        <w:p>
+          <w:pPr>
+            <w:pStyle w:val="TOC1"/>
+            <w:rPr>
+              <w:rFonts w:eastAsiaTheme="minorEastAsia"/>
+              <w:sz w:val="24"/>
+              <w:szCs w:val="24"/>
+              <w:lang w:eastAsia="en-IE"/>
+            </w:rPr>
+          </w:pPr>
+          <w:hyperlink w:anchor="_Toc227706939" w:history="1">
+            <w:r>
+              <w:rPr>
+                <w:rStyle w:val="Hyperlink"/>
+              </w:rPr>
+              <w:t>GUI</w:t>
+            </w:r>
+            <w:r>
+              <w:rPr>
+                <w:webHidden/>
+              </w:rPr>
+              <w:tab/>
+            </w:r>
+            <w:r>
+              <w:rPr>
+                <w:webHidden/>
+              </w:rPr>
+              <w:fldChar w:fldCharType="begin"/>
+            </w:r>
+            <w:r>
+              <w:rPr>
+                <w:webHidden/>
+              </w:rPr>
+              <w:instrText xml:space="preserve"> PAGEREF _Toc227706939 \h </w:instrText>
+            </w:r>
+            <w:r>
+              <w:rPr>
+                <w:webHidden/>
+              </w:rPr>
+            </w:r>
+            <w:r>
+              <w:rPr>
+                <w:webHidden/>
+              </w:rPr>
+              <w:fldChar w:fldCharType="separate"/>
+            </w:r>
+            <w:r>
+              <w:rPr>
+                <w:webHidden/>
+              </w:rPr>
+              <w:t>9</w:t>
+            </w:r>
+            <w:r>
+              <w:rPr>
+                <w:webHidden/>
+              </w:rPr>
+              <w:fldChar w:fldCharType="end"/>
+            </w:r>
+          </w:hyperlink>
+        </w:p>
+        <w:p>
+          <w:pPr>
+            <w:pStyle w:val="TOC2"/>
+            <w:tabs>
+              <w:tab w:val="right" w:leader="dot" w:pos="9016"/>
+            </w:tabs>
+            <w:rPr>
+              <w:rFonts w:eastAsiaTheme="minorEastAsia"/>
+              <w:noProof/>
+              <w:sz w:val="24"/>
+              <w:szCs w:val="24"/>
+              <w:lang w:eastAsia="en-IE"/>
+            </w:rPr>
+          </w:pPr>
+          <w:hyperlink w:anchor="_Toc227706940" w:history="1">
+            <w:r>
+              <w:rPr>
+                <w:rStyle w:val="Hyperlink"/>
+                <w:noProof/>
+              </w:rPr>
+              <w:t>Main Menu</w:t>
+            </w:r>
+            <w:r>
+              <w:rPr>
+                <w:noProof/>
+                <w:webHidden/>
+              </w:rPr>
+              <w:tab/>
+            </w:r>
+            <w:r>
+              <w:rPr>
+                <w:noProof/>
+                <w:webHidden/>
+              </w:rPr>
+              <w:fldChar w:fldCharType="begin"/>
+            </w:r>
+            <w:r>
+              <w:rPr>
+                <w:noProof/>
+                <w:webHidden/>
+              </w:rPr>
+              <w:instrText xml:space="preserve"> PAGEREF _Toc227706940 \h </w:instrText>
+            </w:r>
+            <w:r>
+              <w:rPr>
+                <w:noProof/>
+                <w:webHidden/>
+              </w:rPr>
+            </w:r>
+            <w:r>
+              <w:rPr>
+                <w:noProof/>
+                <w:webHidden/>
+              </w:rPr>
+              <w:fldChar w:fldCharType="separate"/>
+            </w:r>
+            <w:r>
+              <w:rPr>
+                <w:noProof/>
+                <w:webHidden/>
+              </w:rPr>
+              <w:t>9</w:t>
+            </w:r>
+            <w:r>
+              <w:rPr>
+                <w:noProof/>
+                <w:webHidden/>
+              </w:rPr>
+              <w:fldChar w:fldCharType="end"/>
+            </w:r>
+          </w:hyperlink>
+        </w:p>
+        <w:p>
+          <w:pPr>
+            <w:pStyle w:val="TOC2"/>
+            <w:tabs>
+              <w:tab w:val="right" w:leader="dot" w:pos="9016"/>
+            </w:tabs>
+            <w:rPr>
+              <w:rFonts w:eastAsiaTheme="minorEastAsia"/>
+              <w:noProof/>
+              <w:sz w:val="24"/>
+              <w:szCs w:val="24"/>
+              <w:lang w:eastAsia="en-IE"/>
+            </w:rPr>
+          </w:pPr>
+          <w:hyperlink w:anchor="_Toc227706941" w:history="1">
+            <w:r>
+              <w:rPr>
+                <w:rStyle w:val="Hyperlink"/>
+                <w:noProof/>
+              </w:rPr>
+              <w:t>Item GUI</w:t>
+            </w:r>
+            <w:r>
+              <w:rPr>
+                <w:noProof/>
+                <w:webHidden/>
+              </w:rPr>
+              <w:tab/>
+            </w:r>
+            <w:r>
+              <w:rPr>
+                <w:noProof/>
+                <w:webHidden/>
+              </w:rPr>
+              <w:fldChar w:fldCharType="begin"/>
+            </w:r>
+            <w:r>
+              <w:rPr>
+                <w:noProof/>
+                <w:webHidden/>
+              </w:rPr>
+              <w:instrText xml:space="preserve"> PAGEREF _Toc227706941 \h </w:instrText>
+            </w:r>
+            <w:r>
+              <w:rPr>
+                <w:noProof/>
+                <w:webHidden/>
+              </w:rPr>
+            </w:r>
+            <w:r>
+              <w:rPr>
+                <w:noProof/>
+                <w:webHidden/>
+              </w:rPr>
+              <w:fldChar w:fldCharType="separate"/>
+            </w:r>
+            <w:r>
+              <w:rPr>
+                <w:noProof/>
+                <w:webHidden/>
+              </w:rPr>
+              <w:t>9</w:t>
+            </w:r>
+            <w:r>
+              <w:rPr>
+                <w:noProof/>
+                <w:webHidden/>
+              </w:rPr>
+              <w:fldChar w:fldCharType="end"/>
+            </w:r>
+          </w:hyperlink>
+        </w:p>
+        <w:p>
+          <w:pPr>
+            <w:pStyle w:val="TOC2"/>
+            <w:tabs>
+              <w:tab w:val="right" w:leader="dot" w:pos="9016"/>
+            </w:tabs>
+            <w:rPr>
+              <w:rFonts w:eastAsiaTheme="minorEastAsia"/>
+              <w:noProof/>
+              <w:sz w:val="24"/>
+              <w:szCs w:val="24"/>
+              <w:lang w:eastAsia="en-IE"/>
+            </w:rPr>
+          </w:pPr>
+          <w:hyperlink w:anchor="_Toc227706942" w:history="1">
+            <w:r>
+              <w:rPr>
+                <w:rStyle w:val="Hyperlink"/>
+                <w:noProof/>
+              </w:rPr>
+              <w:t>User GUI</w:t>
+            </w:r>
+            <w:r>
+              <w:rPr>
+                <w:noProof/>
+                <w:webHidden/>
+              </w:rPr>
+              <w:tab/>
+            </w:r>
+            <w:r>
+              <w:rPr>
+                <w:noProof/>
+                <w:webHidden/>
+              </w:rPr>
+              <w:fldChar w:fldCharType="begin"/>
+            </w:r>
+            <w:r>
+              <w:rPr>
+                <w:noProof/>
+                <w:webHidden/>
+              </w:rPr>
+              <w:instrText xml:space="preserve"> PAGEREF _Toc227706942 \h </w:instrText>
+            </w:r>
+            <w:r>
+              <w:rPr>
+                <w:noProof/>
+                <w:webHidden/>
+              </w:rPr>
+            </w:r>
+            <w:r>
+              <w:rPr>
+                <w:noProof/>
+                <w:webHidden/>
+              </w:rPr>
+              <w:fldChar w:fldCharType="separate"/>
+            </w:r>
+            <w:r>
+              <w:rPr>
+                <w:noProof/>
+                <w:webHidden/>
+              </w:rPr>
+              <w:t>10</w:t>
+            </w:r>
+            <w:r>
+              <w:rPr>
+                <w:noProof/>
+                <w:webHidden/>
+              </w:rPr>
+              <w:fldChar w:fldCharType="end"/>
+            </w:r>
+          </w:hyperlink>
+        </w:p>
+        <w:p>
+          <w:pPr>
+            <w:pStyle w:val="TOC2"/>
+            <w:tabs>
+              <w:tab w:val="right" w:leader="dot" w:pos="9016"/>
+            </w:tabs>
+            <w:rPr>
+              <w:rFonts w:eastAsiaTheme="minorEastAsia"/>
+              <w:noProof/>
+              <w:sz w:val="24"/>
+              <w:szCs w:val="24"/>
+              <w:lang w:eastAsia="en-IE"/>
+            </w:rPr>
+          </w:pPr>
+          <w:hyperlink w:anchor="_Toc227706943" w:history="1">
+            <w:r>
+              <w:rPr>
+                <w:rStyle w:val="Hyperlink"/>
+                <w:noProof/>
+              </w:rPr>
+              <w:t>Order gui</w:t>
+            </w:r>
+            <w:r>
+              <w:rPr>
+                <w:noProof/>
+                <w:webHidden/>
+              </w:rPr>
+              <w:tab/>
+            </w:r>
+            <w:r>
+              <w:rPr>
+                <w:noProof/>
+                <w:webHidden/>
+              </w:rPr>
+              <w:fldChar w:fldCharType="begin"/>
+            </w:r>
+            <w:r>
+              <w:rPr>
+                <w:noProof/>
+                <w:webHidden/>
+              </w:rPr>
+              <w:instrText xml:space="preserve"> PAGEREF _Toc227706943 \h </w:instrText>
+            </w:r>
+            <w:r>
+              <w:rPr>
+                <w:noProof/>
+                <w:webHidden/>
+              </w:rPr>
+            </w:r>
+            <w:r>
+              <w:rPr>
+                <w:noProof/>
+                <w:webHidden/>
+              </w:rPr>
+              <w:fldChar w:fldCharType="separate"/>
+            </w:r>
+            <w:r>
+              <w:rPr>
+                <w:noProof/>
+                <w:webHidden/>
+              </w:rPr>
+              <w:t>10</w:t>
+            </w:r>
+            <w:r>
+              <w:rPr>
+                <w:noProof/>
+                <w:webHidden/>
+              </w:rPr>
+              <w:fldChar w:fldCharType="end"/>
+            </w:r>
+          </w:hyperlink>
+        </w:p>
+        <w:p>
+          <w:pPr>
+            <w:pStyle w:val="TOC1"/>
+            <w:rPr>
+              <w:rFonts w:eastAsiaTheme="minorEastAsia"/>
+              <w:sz w:val="24"/>
+              <w:szCs w:val="24"/>
+              <w:lang w:eastAsia="en-IE"/>
+            </w:rPr>
+          </w:pPr>
+          <w:hyperlink w:anchor="_Toc227706944" w:history="1">
+            <w:r>
+              <w:rPr>
+                <w:rStyle w:val="Hyperlink"/>
+              </w:rPr>
+              <w:t>Interesting code snippets</w:t>
+            </w:r>
+            <w:r>
+              <w:rPr>
+                <w:webHidden/>
+              </w:rPr>
+              <w:tab/>
+            </w:r>
+            <w:r>
+              <w:rPr>
+                <w:webHidden/>
+              </w:rPr>
+              <w:fldChar w:fldCharType="begin"/>
+            </w:r>
+            <w:r>
+              <w:rPr>
+                <w:webHidden/>
+              </w:rPr>
+              <w:instrText xml:space="preserve"> PAGEREF _Toc227706944 \h </w:instrText>
+            </w:r>
+            <w:r>
+              <w:rPr>
+                <w:webHidden/>
+              </w:rPr>
+            </w:r>
+            <w:r>
+              <w:rPr>
+                <w:webHidden/>
+              </w:rPr>
+              <w:fldChar w:fldCharType="separate"/>
+            </w:r>
+            <w:r>
+              <w:rPr>
+                <w:webHidden/>
+              </w:rPr>
+              <w:t>11</w:t>
+            </w:r>
+            <w:r>
+              <w:rPr>
+                <w:webHidden/>
+              </w:rPr>
+              <w:fldChar w:fldCharType="end"/>
+            </w:r>
+          </w:hyperlink>
+        </w:p>
+        <w:p>
+          <w:pPr>
+            <w:pStyle w:val="TOC1"/>
+            <w:rPr>
+              <w:rFonts w:eastAsiaTheme="minorEastAsia"/>
+              <w:sz w:val="24"/>
+              <w:szCs w:val="24"/>
+              <w:lang w:eastAsia="en-IE"/>
+            </w:rPr>
+          </w:pPr>
+          <w:hyperlink w:anchor="_Toc227706945" w:history="1">
+            <w:r>
+              <w:rPr>
+                <w:rStyle w:val="Hyperlink"/>
+              </w:rPr>
+              <w:t>Tests</w:t>
+            </w:r>
+            <w:r>
+              <w:rPr>
+                <w:webHidden/>
+              </w:rPr>
+              <w:tab/>
+            </w:r>
+            <w:r>
+              <w:rPr>
+                <w:webHidden/>
+              </w:rPr>
+              <w:fldChar w:fldCharType="begin"/>
+            </w:r>
+            <w:r>
+              <w:rPr>
+                <w:webHidden/>
+              </w:rPr>
+              <w:instrText xml:space="preserve"> PAGEREF _Toc227706945 \h </w:instrText>
+            </w:r>
+            <w:r>
+              <w:rPr>
+                <w:webHidden/>
+              </w:rPr>
+            </w:r>
+            <w:r>
+              <w:rPr>
+                <w:webHidden/>
+              </w:rPr>
+              <w:fldChar w:fldCharType="separate"/>
+            </w:r>
+            <w:r>
+              <w:rPr>
+                <w:webHidden/>
+              </w:rPr>
+              <w:t>12</w:t>
+            </w:r>
+            <w:r>
+              <w:rPr>
+                <w:webHidden/>
+              </w:rPr>
+              <w:fldChar w:fldCharType="end"/>
+            </w:r>
+          </w:hyperlink>
+        </w:p>
+        <w:p>
+          <w:pPr>
+            <w:pStyle w:val="TOC1"/>
+            <w:rPr>
+              <w:rFonts w:eastAsiaTheme="minorEastAsia"/>
+              <w:sz w:val="24"/>
+              <w:szCs w:val="24"/>
+              <w:lang w:eastAsia="en-IE"/>
+            </w:rPr>
+          </w:pPr>
+          <w:hyperlink w:anchor="_Toc227706946" w:history="1">
+            <w:r>
+              <w:rPr>
+                <w:rStyle w:val="Hyperlink"/>
+              </w:rPr>
+              <w:t>API</w:t>
+            </w:r>
+            <w:r>
+              <w:rPr>
+                <w:webHidden/>
+              </w:rPr>
+              <w:tab/>
+            </w:r>
+            <w:r>
+              <w:rPr>
+                <w:webHidden/>
+              </w:rPr>
+              <w:fldChar w:fldCharType="begin"/>
+            </w:r>
+            <w:r>
+              <w:rPr>
+                <w:webHidden/>
+              </w:rPr>
+              <w:instrText xml:space="preserve"> PAGEREF _Toc227706946 \h </w:instrText>
+            </w:r>
+            <w:r>
+              <w:rPr>
+                <w:webHidden/>
+              </w:rPr>
+            </w:r>
+            <w:r>
+              <w:rPr>
+                <w:webHidden/>
+              </w:rPr>
+              <w:fldChar w:fldCharType="separate"/>
+            </w:r>
+            <w:r>
+              <w:rPr>
+                <w:webHidden/>
+              </w:rPr>
+              <w:t>13</w:t>
+            </w:r>
+            <w:r>
+              <w:rPr>
+                <w:webHidden/>
+              </w:rPr>
+              <w:fldChar w:fldCharType="end"/>
+            </w:r>
+          </w:hyperlink>
+        </w:p>
+        <w:p>
+          <w:pPr>
+            <w:pStyle w:val="TOC1"/>
+            <w:rPr>
+              <w:rFonts w:eastAsiaTheme="minorEastAsia"/>
+              <w:sz w:val="24"/>
+              <w:szCs w:val="24"/>
+              <w:lang w:eastAsia="en-IE"/>
+            </w:rPr>
+          </w:pPr>
+          <w:hyperlink w:anchor="_Toc227706947" w:history="1">
+            <w:r>
+              <w:rPr>
+                <w:rStyle w:val="Hyperlink"/>
+              </w:rPr>
+              <w:t>Conclusion</w:t>
+            </w:r>
+            <w:r>
+              <w:rPr>
+                <w:webHidden/>
+              </w:rPr>
+              <w:tab/>
+            </w:r>
+            <w:r>
+              <w:rPr>
+                <w:webHidden/>
+              </w:rPr>
+              <w:fldChar w:fldCharType="begin"/>
+            </w:r>
+            <w:r>
+              <w:rPr>
+                <w:webHidden/>
+              </w:rPr>
+              <w:instrText xml:space="preserve"> PAGEREF _Toc227706947 \h </w:instrText>
+            </w:r>
+            <w:r>
+              <w:rPr>
+                <w:webHidden/>
+              </w:rPr>
+            </w:r>
+            <w:r>
+              <w:rPr>
+                <w:webHidden/>
+              </w:rPr>
+              <w:fldChar w:fldCharType="separate"/>
+            </w:r>
+            <w:r>
+              <w:rPr>
+                <w:webHidden/>
+              </w:rPr>
+              <w:t>14</w:t>
+            </w:r>
+            <w:r>
+              <w:rPr>
+                <w:webHidden/>
+              </w:rPr>
+              <w:fldChar w:fldCharType="end"/>
+            </w:r>
+          </w:hyperlink>
+        </w:p>
+        <w:p>
+          <w:r>
+            <w:rPr>
+              <w:b/>
+              <w:bCs/>
+              <w:noProof/>
+            </w:rPr>
+            <w:fldChar w:fldCharType="end"/>
+          </w:r>
+        </w:p>
+      </w:sdtContent>
+    </w:sdt>
     <w:p/>
-    <w:p/>
-    <w:p/>
     <w:p>
       <w:r>
         <w:br w:type="page"/>
       </w:r>
     </w:p>
-    <w:p/>
+    <w:p>
+      <w:pPr>
+        <w:pStyle w:val="Heading1"/>
+      </w:pPr>
+      <w:bookmarkStart w:id="0" w:name="_Toc227706929"/>
+      <w:r>
+        <w:lastRenderedPageBreak/>
+        <w:t xml:space="preserve">Library </w:t>
+      </w:r>
+      <w:r>
+        <w:t xml:space="preserve">Management </w:t>
+      </w:r>
+      <w:r>
+        <w:t>System Project Description</w:t>
+      </w:r>
+      <w:bookmarkEnd w:id="0"/>
+    </w:p>
     <w:p>
       <w:pPr>
         <w:rPr>
@@ -1202,493 +2172,862 @@
           <w:szCs w:val="32"/>
         </w:rPr>
       </w:pPr>
+    </w:p>
+    <w:p>
+      <w:pPr>
+        <w:rPr>
+          <w:sz w:val="24"/>
+          <w:szCs w:val="24"/>
+        </w:rPr>
+      </w:pPr>
+      <w:r>
+        <w:rPr>
+          <w:sz w:val="24"/>
+          <w:szCs w:val="24"/>
+        </w:rPr>
+        <w:t xml:space="preserve">The system developed for this project is an </w:t>
+      </w:r>
       <w:r>
         <w:rPr>
           <w:b/>
           <w:bCs/>
-          <w:sz w:val="32"/>
-          <w:szCs w:val="32"/>
-        </w:rPr>
-        <w:t xml:space="preserve">Library </w:t>
+          <w:sz w:val="24"/>
+          <w:szCs w:val="24"/>
+        </w:rPr>
+        <w:t>Online Library Management System</w:t>
+      </w:r>
+      <w:r>
+        <w:rPr>
+          <w:sz w:val="24"/>
+          <w:szCs w:val="24"/>
+        </w:rPr>
+        <w:t xml:space="preserve">. </w:t>
+      </w:r>
+      <w:r>
+        <w:rPr>
+          <w:sz w:val="24"/>
+          <w:szCs w:val="24"/>
+        </w:rPr>
+        <w:t>It’</w:t>
+      </w:r>
+      <w:r>
+        <w:rPr>
+          <w:sz w:val="24"/>
+          <w:szCs w:val="24"/>
+        </w:rPr>
+        <w:t xml:space="preserve">s designed to provide an organized way of managing library data including </w:t>
       </w:r>
       <w:r>
         <w:rPr>
           <w:b/>
           <w:bCs/>
-          <w:sz w:val="32"/>
-          <w:szCs w:val="32"/>
-        </w:rPr>
-        <w:t xml:space="preserve">Management </w:t>
+          <w:sz w:val="24"/>
+          <w:szCs w:val="24"/>
+        </w:rPr>
+        <w:t>users</w:t>
+      </w:r>
+      <w:r>
+        <w:rPr>
+          <w:sz w:val="24"/>
+          <w:szCs w:val="24"/>
+        </w:rPr>
+        <w:t xml:space="preserve">, </w:t>
       </w:r>
       <w:r>
         <w:rPr>
           <w:b/>
           <w:bCs/>
-          <w:sz w:val="32"/>
-          <w:szCs w:val="32"/>
-        </w:rPr>
-        <w:t>System Project Description</w:t>
-      </w:r>
-    </w:p>
-    <w:p>
-      <w:pPr>
+          <w:sz w:val="24"/>
+          <w:szCs w:val="24"/>
+        </w:rPr>
+        <w:t>items</w:t>
+      </w:r>
+      <w:r>
+        <w:rPr>
+          <w:sz w:val="24"/>
+          <w:szCs w:val="24"/>
+        </w:rPr>
+        <w:t xml:space="preserve">, and </w:t>
+      </w:r>
+      <w:r>
         <w:rPr>
           <w:b/>
           <w:bCs/>
-          <w:sz w:val="32"/>
-          <w:szCs w:val="32"/>
-        </w:rPr>
-      </w:pPr>
-    </w:p>
-    <w:p>
-      <w:r>
-        <w:t xml:space="preserve">The system developed for this project is an </w:t>
+          <w:sz w:val="24"/>
+          <w:szCs w:val="24"/>
+        </w:rPr>
+        <w:t>orders</w:t>
+      </w:r>
+      <w:r>
+        <w:rPr>
+          <w:sz w:val="24"/>
+          <w:szCs w:val="24"/>
+        </w:rPr>
+        <w:t xml:space="preserve">. </w:t>
+      </w:r>
+      <w:r>
+        <w:rPr>
+          <w:sz w:val="24"/>
+          <w:szCs w:val="24"/>
+        </w:rPr>
+        <w:t>The user I</w:t>
+      </w:r>
+      <w:r>
+        <w:rPr>
+          <w:sz w:val="24"/>
+          <w:szCs w:val="24"/>
+        </w:rPr>
+        <w:t>nteract</w:t>
+      </w:r>
+      <w:r>
+        <w:rPr>
+          <w:sz w:val="24"/>
+          <w:szCs w:val="24"/>
+        </w:rPr>
+        <w:t>s</w:t>
+      </w:r>
+      <w:r>
+        <w:rPr>
+          <w:sz w:val="24"/>
+          <w:szCs w:val="24"/>
+        </w:rPr>
+        <w:t xml:space="preserve"> with</w:t>
+      </w:r>
+      <w:r>
+        <w:rPr>
+          <w:sz w:val="24"/>
+          <w:szCs w:val="24"/>
+        </w:rPr>
+        <w:t xml:space="preserve"> the system through a </w:t>
       </w:r>
       <w:r>
         <w:rPr>
           <w:b/>
           <w:bCs/>
-        </w:rPr>
-        <w:t>Online Library Management System</w:t>
-      </w:r>
-      <w:r>
-        <w:t xml:space="preserve">. </w:t>
-      </w:r>
-      <w:r>
-        <w:t>It’</w:t>
-      </w:r>
-      <w:r>
-        <w:t xml:space="preserve">s designed to provide an organized way of </w:t>
-      </w:r>
-      <w:r>
-        <w:t>manag</w:t>
-      </w:r>
-      <w:r>
-        <w:t>ing</w:t>
-      </w:r>
-      <w:r>
-        <w:t xml:space="preserve"> library data including </w:t>
+          <w:sz w:val="24"/>
+          <w:szCs w:val="24"/>
+        </w:rPr>
+        <w:t>graphical user interface</w:t>
+      </w:r>
+      <w:r>
+        <w:rPr>
+          <w:sz w:val="24"/>
+          <w:szCs w:val="24"/>
+        </w:rPr>
+        <w:t xml:space="preserve"> connected to a </w:t>
       </w:r>
       <w:r>
         <w:rPr>
           <w:b/>
           <w:bCs/>
-        </w:rPr>
-        <w:t>users</w:t>
-      </w:r>
-      <w:r>
-        <w:t xml:space="preserve">, </w:t>
+          <w:sz w:val="24"/>
+          <w:szCs w:val="24"/>
+        </w:rPr>
+        <w:t>database</w:t>
+      </w:r>
+      <w:r>
+        <w:rPr>
+          <w:sz w:val="24"/>
+          <w:szCs w:val="24"/>
+        </w:rPr>
+        <w:t>.</w:t>
+      </w:r>
+    </w:p>
+    <w:p>
+      <w:pPr>
+        <w:rPr>
+          <w:sz w:val="24"/>
+          <w:szCs w:val="24"/>
+        </w:rPr>
+      </w:pPr>
+      <w:r>
+        <w:rPr>
+          <w:sz w:val="24"/>
+          <w:szCs w:val="24"/>
+        </w:rPr>
+        <w:t xml:space="preserve">The system allows the </w:t>
+      </w:r>
+      <w:r>
+        <w:rPr>
+          <w:sz w:val="24"/>
+          <w:szCs w:val="24"/>
+        </w:rPr>
+        <w:t>admin</w:t>
+      </w:r>
+      <w:r>
+        <w:rPr>
+          <w:sz w:val="24"/>
+          <w:szCs w:val="24"/>
+        </w:rPr>
+        <w:t xml:space="preserve"> to manage users, items, and orders using </w:t>
       </w:r>
       <w:r>
         <w:rPr>
           <w:b/>
           <w:bCs/>
-        </w:rPr>
-        <w:t>items</w:t>
-      </w:r>
-      <w:r>
-        <w:t xml:space="preserve">, and </w:t>
+          <w:sz w:val="24"/>
+          <w:szCs w:val="24"/>
+        </w:rPr>
+        <w:t>CRUD</w:t>
+      </w:r>
+      <w:r>
+        <w:rPr>
+          <w:sz w:val="24"/>
+          <w:szCs w:val="24"/>
+        </w:rPr>
+        <w:t xml:space="preserve"> operations. Users </w:t>
+      </w:r>
+      <w:r>
+        <w:rPr>
+          <w:sz w:val="24"/>
+          <w:szCs w:val="24"/>
+        </w:rPr>
+        <w:t xml:space="preserve">represent </w:t>
+      </w:r>
+      <w:r>
+        <w:rPr>
+          <w:sz w:val="24"/>
+          <w:szCs w:val="24"/>
+        </w:rPr>
+        <w:t>registered</w:t>
+      </w:r>
+      <w:r>
+        <w:rPr>
+          <w:sz w:val="24"/>
+          <w:szCs w:val="24"/>
+        </w:rPr>
+        <w:t xml:space="preserve"> users</w:t>
+      </w:r>
+      <w:r>
+        <w:rPr>
+          <w:sz w:val="24"/>
+          <w:szCs w:val="24"/>
+        </w:rPr>
+        <w:t xml:space="preserve">, items </w:t>
+      </w:r>
+      <w:r>
+        <w:rPr>
+          <w:sz w:val="24"/>
+          <w:szCs w:val="24"/>
+        </w:rPr>
+        <w:t>include</w:t>
+      </w:r>
+      <w:r>
+        <w:rPr>
+          <w:sz w:val="24"/>
+          <w:szCs w:val="24"/>
+        </w:rPr>
+        <w:t xml:space="preserve"> library </w:t>
+      </w:r>
+      <w:r>
+        <w:rPr>
+          <w:sz w:val="24"/>
+          <w:szCs w:val="24"/>
+        </w:rPr>
+        <w:t>resources</w:t>
+      </w:r>
+      <w:r>
+        <w:rPr>
+          <w:sz w:val="24"/>
+          <w:szCs w:val="24"/>
+        </w:rPr>
+        <w:t xml:space="preserve"> like books, </w:t>
+      </w:r>
+      <w:proofErr w:type="spellStart"/>
+      <w:r>
+        <w:rPr>
+          <w:sz w:val="24"/>
+          <w:szCs w:val="24"/>
+        </w:rPr>
+        <w:t>dvds</w:t>
+      </w:r>
+      <w:proofErr w:type="spellEnd"/>
+      <w:r>
+        <w:rPr>
+          <w:sz w:val="24"/>
+          <w:szCs w:val="24"/>
+        </w:rPr>
+        <w:t xml:space="preserve"> and games, </w:t>
+      </w:r>
+      <w:r>
+        <w:rPr>
+          <w:sz w:val="24"/>
+          <w:szCs w:val="24"/>
+        </w:rPr>
+        <w:t xml:space="preserve">while </w:t>
+      </w:r>
+      <w:r>
+        <w:rPr>
+          <w:sz w:val="24"/>
+          <w:szCs w:val="24"/>
+        </w:rPr>
+        <w:t>orders represent the borrowing</w:t>
+      </w:r>
+      <w:r>
+        <w:rPr>
+          <w:sz w:val="24"/>
+          <w:szCs w:val="24"/>
+        </w:rPr>
+        <w:t xml:space="preserve"> and</w:t>
+      </w:r>
+      <w:r>
+        <w:rPr>
+          <w:sz w:val="24"/>
+          <w:szCs w:val="24"/>
+        </w:rPr>
+        <w:t xml:space="preserve"> returning of items by users.</w:t>
+      </w:r>
+    </w:p>
+    <w:p>
+      <w:pPr>
+        <w:rPr>
+          <w:sz w:val="24"/>
+          <w:szCs w:val="24"/>
+        </w:rPr>
+      </w:pPr>
+      <w:r>
+        <w:rPr>
+          <w:sz w:val="24"/>
+          <w:szCs w:val="24"/>
+        </w:rPr>
+        <w:t xml:space="preserve">The system is built using </w:t>
       </w:r>
       <w:r>
         <w:rPr>
           <w:b/>
           <w:bCs/>
-        </w:rPr>
-        <w:t>orders</w:t>
-      </w:r>
-      <w:r>
+          <w:sz w:val="24"/>
+          <w:szCs w:val="24"/>
+        </w:rPr>
+        <w:t>Java</w:t>
+      </w:r>
+      <w:r>
+        <w:rPr>
+          <w:sz w:val="24"/>
+          <w:szCs w:val="24"/>
+        </w:rPr>
         <w:t xml:space="preserve">. </w:t>
-      </w:r>
-      <w:r>
-        <w:t>The user I</w:t>
-      </w:r>
-      <w:r>
-        <w:t>nteract</w:t>
-      </w:r>
-      <w:r>
-        <w:t>s</w:t>
-      </w:r>
-      <w:r>
-        <w:t xml:space="preserve"> with</w:t>
-      </w:r>
-      <w:r>
-        <w:t xml:space="preserve"> the system </w:t>
-      </w:r>
-      <w:r>
-        <w:t xml:space="preserve">through a </w:t>
       </w:r>
       <w:r>
         <w:rPr>
           <w:b/>
           <w:bCs/>
-        </w:rPr>
-        <w:t>graphical user interface</w:t>
-      </w:r>
-      <w:r>
-        <w:t xml:space="preserve"> connected to a </w:t>
+          <w:sz w:val="24"/>
+          <w:szCs w:val="24"/>
+        </w:rPr>
+        <w:t>Java</w:t>
       </w:r>
       <w:r>
         <w:rPr>
           <w:b/>
           <w:bCs/>
-        </w:rPr>
-        <w:t>database</w:t>
-      </w:r>
-      <w:r>
-        <w:t>.</w:t>
-      </w:r>
-    </w:p>
-    <w:p>
-      <w:r>
-        <w:t xml:space="preserve">The system allows </w:t>
-      </w:r>
-      <w:r>
-        <w:t xml:space="preserve">the </w:t>
-      </w:r>
-      <w:r>
-        <w:t>admin</w:t>
-      </w:r>
-      <w:r>
-        <w:t xml:space="preserve"> to manage users, items, and orders using </w:t>
+          <w:sz w:val="24"/>
+          <w:szCs w:val="24"/>
+        </w:rPr>
+        <w:t>-</w:t>
       </w:r>
       <w:r>
         <w:rPr>
           <w:b/>
           <w:bCs/>
-        </w:rPr>
-        <w:t>CRUD</w:t>
-      </w:r>
-      <w:r>
+          <w:sz w:val="24"/>
+          <w:szCs w:val="24"/>
+        </w:rPr>
+        <w:t>Swing</w:t>
+      </w:r>
+      <w:r>
+        <w:rPr>
+          <w:sz w:val="24"/>
+          <w:szCs w:val="24"/>
+        </w:rPr>
         <w:t xml:space="preserve"> </w:t>
       </w:r>
       <w:r>
-        <w:t>operations. User</w:t>
-      </w:r>
-      <w:r>
-        <w:t xml:space="preserve">s </w:t>
-      </w:r>
-      <w:r>
-        <w:t xml:space="preserve">represent </w:t>
-      </w:r>
-      <w:r>
-        <w:t>registered</w:t>
-      </w:r>
-      <w:r>
-        <w:t xml:space="preserve"> users</w:t>
-      </w:r>
-      <w:r>
-        <w:t xml:space="preserve">, items </w:t>
-      </w:r>
-      <w:r>
-        <w:t>include</w:t>
-      </w:r>
-      <w:r>
-        <w:t xml:space="preserve"> library</w:t>
-      </w:r>
-      <w:r>
+        <w:rPr>
+          <w:sz w:val="24"/>
+          <w:szCs w:val="24"/>
+        </w:rPr>
+        <w:t>components are</w:t>
+      </w:r>
+      <w:r>
+        <w:rPr>
+          <w:sz w:val="24"/>
+          <w:szCs w:val="24"/>
+        </w:rPr>
+        <w:t xml:space="preserve"> used to</w:t>
+      </w:r>
+      <w:r>
+        <w:rPr>
+          <w:sz w:val="24"/>
+          <w:szCs w:val="24"/>
+        </w:rPr>
         <w:t xml:space="preserve"> </w:t>
       </w:r>
       <w:r>
-        <w:t>resources</w:t>
-      </w:r>
-      <w:r>
-        <w:t xml:space="preserve"> like</w:t>
-      </w:r>
-      <w:r>
-        <w:t xml:space="preserve"> books,</w:t>
-      </w:r>
-      <w:r>
-        <w:t xml:space="preserve"> dvds and games,</w:t>
-      </w:r>
-      <w:r>
+        <w:rPr>
+          <w:sz w:val="24"/>
+          <w:szCs w:val="24"/>
+        </w:rPr>
+        <w:t>implement the GUI</w:t>
+      </w:r>
+      <w:r>
+        <w:rPr>
+          <w:sz w:val="24"/>
+          <w:szCs w:val="24"/>
+        </w:rPr>
+        <w:t>. The GUI allows</w:t>
+      </w:r>
+      <w:r>
+        <w:rPr>
+          <w:sz w:val="24"/>
+          <w:szCs w:val="24"/>
+        </w:rPr>
         <w:t xml:space="preserve"> </w:t>
       </w:r>
       <w:r>
-        <w:t xml:space="preserve">while </w:t>
-      </w:r>
-      <w:r>
-        <w:t>orders represent the borrowing</w:t>
-      </w:r>
-      <w:r>
-        <w:t xml:space="preserve"> and</w:t>
-      </w:r>
-      <w:r>
-        <w:t xml:space="preserve"> </w:t>
-      </w:r>
-      <w:r>
-        <w:t>returning of items by users.</w:t>
-      </w:r>
-    </w:p>
-    <w:p>
-      <w:r>
-        <w:t>The system is</w:t>
-      </w:r>
-      <w:r>
-        <w:t xml:space="preserve"> built using </w:t>
+        <w:rPr>
+          <w:sz w:val="24"/>
+          <w:szCs w:val="24"/>
+        </w:rPr>
+        <w:t xml:space="preserve">users to </w:t>
+      </w:r>
+      <w:r>
+        <w:rPr>
+          <w:sz w:val="24"/>
+          <w:szCs w:val="24"/>
+        </w:rPr>
+        <w:t>interac</w:t>
+      </w:r>
+      <w:r>
+        <w:rPr>
+          <w:sz w:val="24"/>
+          <w:szCs w:val="24"/>
+        </w:rPr>
+        <w:t>t with the database</w:t>
+      </w:r>
+      <w:r>
+        <w:rPr>
+          <w:sz w:val="24"/>
+          <w:szCs w:val="24"/>
+        </w:rPr>
+        <w:t xml:space="preserve"> through forms, buttons, and tables. Data entered by the user is </w:t>
+      </w:r>
+      <w:r>
+        <w:rPr>
+          <w:sz w:val="24"/>
+          <w:szCs w:val="24"/>
+        </w:rPr>
+        <w:t>checked</w:t>
+      </w:r>
+      <w:r>
+        <w:rPr>
+          <w:sz w:val="24"/>
+          <w:szCs w:val="24"/>
+        </w:rPr>
+        <w:t xml:space="preserve"> and stored in </w:t>
+      </w:r>
+      <w:r>
+        <w:rPr>
+          <w:sz w:val="24"/>
+          <w:szCs w:val="24"/>
+        </w:rPr>
+        <w:t>the</w:t>
+      </w:r>
+      <w:r>
+        <w:rPr>
+          <w:sz w:val="24"/>
+          <w:szCs w:val="24"/>
+        </w:rPr>
+        <w:t xml:space="preserve"> database. Each table in the database is linked using unique </w:t>
+      </w:r>
+      <w:proofErr w:type="gramStart"/>
+      <w:r>
+        <w:rPr>
+          <w:sz w:val="24"/>
+          <w:szCs w:val="24"/>
+        </w:rPr>
+        <w:t>identifiers</w:t>
+      </w:r>
+      <w:r>
+        <w:rPr>
+          <w:sz w:val="24"/>
+          <w:szCs w:val="24"/>
+        </w:rPr>
+        <w:t>(</w:t>
+      </w:r>
+      <w:proofErr w:type="gramEnd"/>
+      <w:r>
+        <w:rPr>
+          <w:sz w:val="24"/>
+          <w:szCs w:val="24"/>
+        </w:rPr>
+        <w:t>primary key).</w:t>
+      </w:r>
+    </w:p>
+    <w:p>
+      <w:pPr>
+        <w:rPr>
+          <w:sz w:val="24"/>
+          <w:szCs w:val="24"/>
+        </w:rPr>
+      </w:pPr>
+      <w:r>
+        <w:rPr>
+          <w:sz w:val="24"/>
+          <w:szCs w:val="24"/>
+        </w:rPr>
+        <w:t xml:space="preserve">Orders are linked to users and items through </w:t>
+      </w:r>
+      <w:r>
+        <w:rPr>
+          <w:sz w:val="24"/>
+          <w:szCs w:val="24"/>
+        </w:rPr>
+        <w:t xml:space="preserve">their </w:t>
+      </w:r>
+      <w:r>
+        <w:rPr>
+          <w:sz w:val="24"/>
+          <w:szCs w:val="24"/>
+        </w:rPr>
+        <w:t xml:space="preserve">IDs. An </w:t>
       </w:r>
       <w:r>
         <w:rPr>
           <w:b/>
           <w:bCs/>
-        </w:rPr>
-        <w:t>Java</w:t>
-      </w:r>
-      <w:r>
-        <w:t xml:space="preserve">. </w:t>
+          <w:sz w:val="24"/>
+          <w:szCs w:val="24"/>
+        </w:rPr>
+        <w:t>I</w:t>
       </w:r>
       <w:r>
         <w:rPr>
           <w:b/>
           <w:bCs/>
-        </w:rPr>
-        <w:t>Java</w:t>
+          <w:sz w:val="24"/>
+          <w:szCs w:val="24"/>
+        </w:rPr>
+        <w:t>nner</w:t>
       </w:r>
       <w:r>
         <w:rPr>
           <w:b/>
           <w:bCs/>
-        </w:rPr>
-        <w:t>-</w:t>
+          <w:sz w:val="24"/>
+          <w:szCs w:val="24"/>
+        </w:rPr>
+        <w:t xml:space="preserve"> J</w:t>
       </w:r>
       <w:r>
         <w:rPr>
           <w:b/>
           <w:bCs/>
-        </w:rPr>
-        <w:t>Swing</w:t>
-      </w:r>
-      <w:r>
+          <w:sz w:val="24"/>
+          <w:szCs w:val="24"/>
+        </w:rPr>
+        <w:t>oin</w:t>
+      </w:r>
+      <w:r>
+        <w:rPr>
+          <w:sz w:val="24"/>
+          <w:szCs w:val="24"/>
+        </w:rPr>
         <w:t xml:space="preserve"> </w:t>
       </w:r>
       <w:r>
-        <w:t>components are</w:t>
-      </w:r>
-      <w:r>
-        <w:t xml:space="preserve"> used to</w:t>
-      </w:r>
-      <w:r>
+        <w:rPr>
+          <w:sz w:val="24"/>
+          <w:szCs w:val="24"/>
+        </w:rPr>
+        <w:t>is used to combine data from multiple tables, allowing meaningful information to be displayed together</w:t>
+      </w:r>
+      <w:r>
+        <w:rPr>
+          <w:sz w:val="24"/>
+          <w:szCs w:val="24"/>
+        </w:rPr>
+        <w:t>.</w:t>
+      </w:r>
+    </w:p>
+    <w:p>
+      <w:pPr>
+        <w:rPr>
+          <w:sz w:val="24"/>
+          <w:szCs w:val="24"/>
+        </w:rPr>
+      </w:pPr>
+      <w:r>
+        <w:rPr>
+          <w:sz w:val="24"/>
+          <w:szCs w:val="24"/>
+        </w:rPr>
+        <w:t>The system provides a</w:t>
+      </w:r>
+      <w:r>
+        <w:rPr>
+          <w:sz w:val="24"/>
+          <w:szCs w:val="24"/>
+        </w:rPr>
+        <w:t xml:space="preserve"> simple </w:t>
+      </w:r>
+      <w:r>
+        <w:rPr>
+          <w:sz w:val="24"/>
+          <w:szCs w:val="24"/>
+        </w:rPr>
+        <w:t>interface for managing library operations,</w:t>
+      </w:r>
+      <w:r>
+        <w:rPr>
+          <w:sz w:val="24"/>
+          <w:szCs w:val="24"/>
+        </w:rPr>
+        <w:t xml:space="preserve"> allowing</w:t>
+      </w:r>
+      <w:r>
+        <w:rPr>
+          <w:sz w:val="24"/>
+          <w:szCs w:val="24"/>
+        </w:rPr>
+        <w:t xml:space="preserve"> data </w:t>
+      </w:r>
+      <w:r>
+        <w:rPr>
+          <w:sz w:val="24"/>
+          <w:szCs w:val="24"/>
+        </w:rPr>
+        <w:t>to be</w:t>
+      </w:r>
+      <w:r>
+        <w:rPr>
+          <w:sz w:val="24"/>
+          <w:szCs w:val="24"/>
+        </w:rPr>
         <w:t xml:space="preserve"> </w:t>
-      </w:r>
-      <w:r>
-        <w:t xml:space="preserve">implement the </w:t>
-      </w:r>
-      <w:r>
-        <w:t>GUI</w:t>
-      </w:r>
-      <w:r>
-        <w:t>. The GUI allows</w:t>
-      </w:r>
-      <w:r>
-        <w:t xml:space="preserve"> </w:t>
-      </w:r>
-      <w:r>
-        <w:t xml:space="preserve">users to </w:t>
-      </w:r>
-      <w:r>
-        <w:t>interac</w:t>
-      </w:r>
-      <w:r>
-        <w:t>t with the database</w:t>
-      </w:r>
-      <w:r>
-        <w:t xml:space="preserve"> through forms, buttons, and tables. Data entered by the user is </w:t>
-      </w:r>
-      <w:r>
-        <w:t>checked</w:t>
-      </w:r>
-      <w:r>
-        <w:t xml:space="preserve"> and stored in </w:t>
-      </w:r>
-      <w:r>
-        <w:t>the</w:t>
-      </w:r>
-      <w:r>
-        <w:t xml:space="preserve"> database. Each table in the database is linked using unique identifiers</w:t>
-      </w:r>
-      <w:r>
-        <w:t>(primary key).</w:t>
-      </w:r>
-    </w:p>
-    <w:p>
-      <w:r>
-        <w:t xml:space="preserve">Orders are linked to users and items through </w:t>
-      </w:r>
-      <w:r>
-        <w:t xml:space="preserve">their </w:t>
-      </w:r>
-      <w:r>
-        <w:t xml:space="preserve">IDs. An </w:t>
       </w:r>
       <w:r>
         <w:rPr>
           <w:b/>
           <w:bCs/>
-        </w:rPr>
-        <w:t>I</w:t>
+          <w:sz w:val="24"/>
+          <w:szCs w:val="24"/>
+        </w:rPr>
+        <w:t>added</w:t>
+      </w:r>
+      <w:r>
+        <w:rPr>
+          <w:sz w:val="24"/>
+          <w:szCs w:val="24"/>
+        </w:rPr>
+        <w:t xml:space="preserve">, </w:t>
       </w:r>
       <w:r>
         <w:rPr>
           <w:b/>
           <w:bCs/>
-        </w:rPr>
-        <w:t>nner</w:t>
+          <w:sz w:val="24"/>
+          <w:szCs w:val="24"/>
+        </w:rPr>
+        <w:t>viewed</w:t>
+      </w:r>
+      <w:r>
+        <w:rPr>
+          <w:sz w:val="24"/>
+          <w:szCs w:val="24"/>
+        </w:rPr>
+        <w:t xml:space="preserve">, </w:t>
       </w:r>
       <w:r>
         <w:rPr>
           <w:b/>
           <w:bCs/>
-        </w:rPr>
-        <w:t xml:space="preserve"> J</w:t>
+          <w:sz w:val="24"/>
+          <w:szCs w:val="24"/>
+        </w:rPr>
+        <w:t>updated</w:t>
+      </w:r>
+      <w:r>
+        <w:rPr>
+          <w:sz w:val="24"/>
+          <w:szCs w:val="24"/>
+        </w:rPr>
+        <w:t xml:space="preserve">, and </w:t>
       </w:r>
       <w:r>
         <w:rPr>
           <w:b/>
           <w:bCs/>
-        </w:rPr>
-        <w:t>oin</w:t>
-      </w:r>
-      <w:r>
-        <w:t xml:space="preserve"> </w:t>
-      </w:r>
-      <w:r>
-        <w:t>is used to combine data from multiple tables, allowing meaningful information to be displayed together</w:t>
-      </w:r>
-      <w:r>
-        <w:t>.</w:t>
-      </w:r>
-    </w:p>
-    <w:p>
-      <w:r>
-        <w:t>The system provides a</w:t>
-      </w:r>
-      <w:r>
-        <w:t xml:space="preserve"> simple </w:t>
-      </w:r>
-      <w:r>
-        <w:t>interface for managing library operations,</w:t>
-      </w:r>
-      <w:r>
-        <w:t xml:space="preserve"> allowing</w:t>
-      </w:r>
-      <w:r>
-        <w:t xml:space="preserve"> data </w:t>
-      </w:r>
-      <w:r>
-        <w:t>to be</w:t>
-      </w:r>
-      <w:r>
-        <w:t xml:space="preserve"> </w:t>
+          <w:sz w:val="24"/>
+          <w:szCs w:val="24"/>
+        </w:rPr>
+        <w:t>deleted</w:t>
       </w:r>
       <w:r>
         <w:rPr>
           <w:b/>
           <w:bCs/>
-        </w:rPr>
-        <w:t>added</w:t>
-      </w:r>
-      <w:r>
-        <w:t xml:space="preserve">, </w:t>
+          <w:sz w:val="24"/>
+          <w:szCs w:val="24"/>
+        </w:rPr>
+        <w:t xml:space="preserve"> </w:t>
+      </w:r>
+      <w:r>
+        <w:rPr>
+          <w:sz w:val="24"/>
+          <w:szCs w:val="24"/>
+        </w:rPr>
+        <w:t>easily</w:t>
+      </w:r>
+      <w:r>
+        <w:rPr>
+          <w:sz w:val="24"/>
+          <w:szCs w:val="24"/>
+        </w:rPr>
+        <w:t xml:space="preserve">. </w:t>
       </w:r>
       <w:r>
         <w:rPr>
           <w:b/>
           <w:bCs/>
-        </w:rPr>
-        <w:t>viewed</w:t>
-      </w:r>
-      <w:r>
-        <w:t xml:space="preserve">, </w:t>
-      </w:r>
-      <w:r>
-        <w:rPr>
-          <w:b/>
-          <w:bCs/>
-        </w:rPr>
-        <w:t>updated</w:t>
-      </w:r>
-      <w:r>
-        <w:t xml:space="preserve">, and </w:t>
-      </w:r>
-      <w:r>
-        <w:rPr>
-          <w:b/>
-          <w:bCs/>
-        </w:rPr>
-        <w:t>deleted</w:t>
-      </w:r>
-      <w:r>
-        <w:rPr>
-          <w:b/>
-          <w:bCs/>
-        </w:rPr>
-        <w:t xml:space="preserve"> </w:t>
-      </w:r>
-      <w:r>
-        <w:t>easily</w:t>
-      </w:r>
-      <w:r>
-        <w:t xml:space="preserve">. </w:t>
-      </w:r>
-      <w:r>
-        <w:rPr>
-          <w:b/>
-          <w:bCs/>
+          <w:sz w:val="24"/>
+          <w:szCs w:val="24"/>
         </w:rPr>
         <w:t>Error handling</w:t>
       </w:r>
       <w:r>
+        <w:rPr>
+          <w:sz w:val="24"/>
+          <w:szCs w:val="24"/>
+        </w:rPr>
         <w:t xml:space="preserve"> is included </w:t>
       </w:r>
       <w:r>
+        <w:rPr>
+          <w:sz w:val="24"/>
+          <w:szCs w:val="24"/>
+        </w:rPr>
         <w:t xml:space="preserve">to check </w:t>
       </w:r>
       <w:r>
+        <w:rPr>
+          <w:sz w:val="24"/>
+          <w:szCs w:val="24"/>
+        </w:rPr>
         <w:t>valid input and prevent crashes.</w:t>
       </w:r>
     </w:p>
     <w:p>
-      <w:r>
+      <w:pPr>
+        <w:rPr>
+          <w:sz w:val="24"/>
+          <w:szCs w:val="24"/>
+        </w:rPr>
+      </w:pPr>
+      <w:r>
+        <w:rPr>
+          <w:sz w:val="24"/>
+          <w:szCs w:val="24"/>
+        </w:rPr>
         <w:t>The styling is minimal with a white theme</w:t>
       </w:r>
       <w:r>
+        <w:rPr>
+          <w:sz w:val="24"/>
+          <w:szCs w:val="24"/>
+        </w:rPr>
         <w:t>,</w:t>
       </w:r>
       <w:r>
+        <w:rPr>
+          <w:sz w:val="24"/>
+          <w:szCs w:val="24"/>
+        </w:rPr>
         <w:t xml:space="preserve"> simple sizing and spacing and a logo.</w:t>
       </w:r>
     </w:p>
     <w:p>
-      <w:r>
+      <w:pPr>
+        <w:rPr>
+          <w:sz w:val="24"/>
+          <w:szCs w:val="24"/>
+        </w:rPr>
+      </w:pPr>
+      <w:r>
+        <w:rPr>
+          <w:sz w:val="24"/>
+          <w:szCs w:val="24"/>
+        </w:rPr>
         <w:t xml:space="preserve">Overall, the Library </w:t>
       </w:r>
       <w:r>
+        <w:rPr>
+          <w:sz w:val="24"/>
+          <w:szCs w:val="24"/>
+        </w:rPr>
         <w:t xml:space="preserve">Management </w:t>
       </w:r>
       <w:r>
+        <w:rPr>
+          <w:sz w:val="24"/>
+          <w:szCs w:val="24"/>
+        </w:rPr>
         <w:t>System</w:t>
       </w:r>
       <w:r>
+        <w:rPr>
+          <w:sz w:val="24"/>
+          <w:szCs w:val="24"/>
+        </w:rPr>
         <w:t xml:space="preserve"> shows how</w:t>
       </w:r>
       <w:r>
+        <w:rPr>
+          <w:sz w:val="24"/>
+          <w:szCs w:val="24"/>
+        </w:rPr>
         <w:t xml:space="preserve"> object-oriented programming, database integration, and </w:t>
       </w:r>
       <w:r>
+        <w:rPr>
+          <w:sz w:val="24"/>
+          <w:szCs w:val="24"/>
+        </w:rPr>
         <w:t>GUI</w:t>
       </w:r>
       <w:r>
+        <w:rPr>
+          <w:sz w:val="24"/>
+          <w:szCs w:val="24"/>
+        </w:rPr>
         <w:t xml:space="preserve"> design</w:t>
       </w:r>
       <w:r>
+        <w:rPr>
+          <w:sz w:val="24"/>
+          <w:szCs w:val="24"/>
+        </w:rPr>
         <w:t xml:space="preserve"> can be used together</w:t>
       </w:r>
       <w:r>
+        <w:rPr>
+          <w:sz w:val="24"/>
+          <w:szCs w:val="24"/>
+        </w:rPr>
         <w:t xml:space="preserve"> to create a </w:t>
       </w:r>
       <w:r>
+        <w:rPr>
+          <w:sz w:val="24"/>
+          <w:szCs w:val="24"/>
+        </w:rPr>
         <w:t xml:space="preserve">simple and </w:t>
       </w:r>
       <w:r>
+        <w:rPr>
+          <w:sz w:val="24"/>
+          <w:szCs w:val="24"/>
+        </w:rPr>
         <w:t>functional application.</w:t>
       </w:r>
     </w:p>
@@ -1698,6 +3037,19 @@
       <w:r>
         <w:br w:type="page"/>
       </w:r>
+    </w:p>
+    <w:p>
+      <w:pPr>
+        <w:pStyle w:val="Heading1"/>
+      </w:pPr>
+      <w:bookmarkStart w:id="1" w:name="_Toc227706930"/>
+      <w:proofErr w:type="spellStart"/>
+      <w:r>
+        <w:lastRenderedPageBreak/>
+        <w:t>Requriements</w:t>
+      </w:r>
+      <w:bookmarkEnd w:id="1"/>
+      <w:proofErr w:type="spellEnd"/>
     </w:p>
     <w:tbl>
       <w:tblPr>
@@ -1732,7 +3084,6 @@
                 <w:sz w:val="28"/>
                 <w:szCs w:val="28"/>
               </w:rPr>
-              <w:lastRenderedPageBreak/>
               <w:t xml:space="preserve">Requirements </w:t>
             </w:r>
           </w:p>
@@ -2257,9 +3608,14 @@
     <w:p/>
     <w:p/>
     <w:p/>
-    <w:p/>
-    <w:p>
-      <w:pPr>
+    <w:p>
+      <w:pPr>
+        <w:pStyle w:val="Heading1"/>
+      </w:pPr>
+    </w:p>
+    <w:p>
+      <w:pPr>
+        <w:pStyle w:val="Heading1"/>
         <w:rPr>
           <w:b/>
           <w:bCs/>
@@ -2268,6 +3624,7 @@
           <w:szCs w:val="36"/>
         </w:rPr>
       </w:pPr>
+      <w:bookmarkStart w:id="2" w:name="_Toc227706931"/>
       <w:r>
         <w:rPr>
           <w:b/>
@@ -2276,8 +3633,18 @@
           <w:sz w:val="36"/>
           <w:szCs w:val="36"/>
         </w:rPr>
-        <w:lastRenderedPageBreak/>
-        <w:t xml:space="preserve">Database Tables </w:t>
+        <w:t>Database Tables</w:t>
+      </w:r>
+      <w:bookmarkEnd w:id="2"/>
+      <w:r>
+        <w:rPr>
+          <w:b/>
+          <w:bCs/>
+          <w:color w:val="0B769F" w:themeColor="accent4" w:themeShade="BF"/>
+          <w:sz w:val="36"/>
+          <w:szCs w:val="36"/>
+        </w:rPr>
+        <w:t xml:space="preserve"> </w:t>
       </w:r>
     </w:p>
     <w:p>
@@ -2293,21 +3660,15 @@
     </w:p>
     <w:p>
       <w:pPr>
-        <w:rPr>
-          <w:b/>
-          <w:bCs/>
-          <w:sz w:val="28"/>
-          <w:szCs w:val="28"/>
-        </w:rPr>
-      </w:pPr>
-      <w:r>
-        <w:rPr>
-          <w:b/>
-          <w:bCs/>
-          <w:sz w:val="28"/>
-          <w:szCs w:val="28"/>
-        </w:rPr>
-        <w:t xml:space="preserve">User Table </w:t>
+        <w:pStyle w:val="Heading2"/>
+      </w:pPr>
+      <w:bookmarkStart w:id="3" w:name="_Toc227706932"/>
+      <w:r>
+        <w:t>User Table</w:t>
+      </w:r>
+      <w:bookmarkEnd w:id="3"/>
+      <w:r>
+        <w:t xml:space="preserve"> </w:t>
       </w:r>
     </w:p>
     <w:p>
@@ -2360,7 +3721,7 @@
                     </pic:cNvPicPr>
                   </pic:nvPicPr>
                   <pic:blipFill>
-                    <a:blip r:embed="rId8">
+                    <a:blip r:embed="rId9">
                       <a:extLst>
                         <a:ext uri="{28A0092B-C50C-407E-A947-70E740481C1C}">
                           <a14:useLocalDpi xmlns:a14="http://schemas.microsoft.com/office/drawing/2010/main" val="0"/>
@@ -2431,7 +3792,7 @@
                     </pic:cNvPicPr>
                   </pic:nvPicPr>
                   <pic:blipFill>
-                    <a:blip r:embed="rId9">
+                    <a:blip r:embed="rId10">
                       <a:extLst>
                         <a:ext uri="{28A0092B-C50C-407E-A947-70E740481C1C}">
                           <a14:useLocalDpi xmlns:a14="http://schemas.microsoft.com/office/drawing/2010/main" val="0"/>
@@ -2475,37 +3836,59 @@
     <w:p/>
     <w:p>
       <w:pPr>
-        <w:rPr>
-          <w:b/>
-          <w:bCs/>
+        <w:pStyle w:val="Heading2"/>
+      </w:pPr>
+      <w:bookmarkStart w:id="4" w:name="_Toc227706933"/>
+      <w:r>
+        <w:t>Order Table</w:t>
+      </w:r>
+      <w:bookmarkEnd w:id="4"/>
+    </w:p>
+    <w:p>
+      <w:pPr>
+        <w:rPr>
           <w:sz w:val="28"/>
           <w:szCs w:val="28"/>
         </w:rPr>
       </w:pPr>
       <w:r>
         <w:rPr>
-          <w:b/>
-          <w:bCs/>
           <w:sz w:val="28"/>
           <w:szCs w:val="28"/>
         </w:rPr>
-        <w:lastRenderedPageBreak/>
-        <w:t>Order Table</w:t>
-      </w:r>
-    </w:p>
-    <w:p>
-      <w:pPr>
+        <w:t xml:space="preserve">The Order Table stores all info related to orders. It stores </w:t>
+      </w:r>
+      <w:proofErr w:type="spellStart"/>
+      <w:r>
         <w:rPr>
           <w:sz w:val="28"/>
           <w:szCs w:val="28"/>
         </w:rPr>
-      </w:pPr>
+        <w:t>ItemID</w:t>
+      </w:r>
+      <w:proofErr w:type="spellEnd"/>
       <w:r>
         <w:rPr>
           <w:sz w:val="28"/>
           <w:szCs w:val="28"/>
         </w:rPr>
-        <w:t>The Order Table stores all info related to orders. It stores ItemID and UserID and is linked to the other tables via INNER JOIN</w:t>
+        <w:t xml:space="preserve"> and </w:t>
+      </w:r>
+      <w:proofErr w:type="spellStart"/>
+      <w:r>
+        <w:rPr>
+          <w:sz w:val="28"/>
+          <w:szCs w:val="28"/>
+        </w:rPr>
+        <w:t>UserID</w:t>
+      </w:r>
+      <w:proofErr w:type="spellEnd"/>
+      <w:r>
+        <w:rPr>
+          <w:sz w:val="28"/>
+          <w:szCs w:val="28"/>
+        </w:rPr>
+        <w:t xml:space="preserve"> and is linked to the other tables via INNER JOIN</w:t>
       </w:r>
     </w:p>
     <w:p>
@@ -2562,7 +3945,7 @@
                     </pic:cNvPicPr>
                   </pic:nvPicPr>
                   <pic:blipFill>
-                    <a:blip r:embed="rId10">
+                    <a:blip r:embed="rId11">
                       <a:extLst>
                         <a:ext uri="{28A0092B-C50C-407E-A947-70E740481C1C}">
                           <a14:useLocalDpi xmlns:a14="http://schemas.microsoft.com/office/drawing/2010/main" val="0"/>
@@ -2658,7 +4041,7 @@
                     </pic:cNvPicPr>
                   </pic:nvPicPr>
                   <pic:blipFill>
-                    <a:blip r:embed="rId11">
+                    <a:blip r:embed="rId12">
                       <a:extLst>
                         <a:ext uri="{28A0092B-C50C-407E-A947-70E740481C1C}">
                           <a14:useLocalDpi xmlns:a14="http://schemas.microsoft.com/office/drawing/2010/main" val="0"/>
@@ -2752,61 +4135,18 @@
     </w:p>
     <w:p>
       <w:pPr>
-        <w:rPr>
-          <w:b/>
-          <w:bCs/>
-          <w:sz w:val="24"/>
-          <w:szCs w:val="24"/>
-        </w:rPr>
-      </w:pPr>
-    </w:p>
-    <w:p>
-      <w:pPr>
-        <w:rPr>
-          <w:b/>
-          <w:bCs/>
-          <w:sz w:val="24"/>
-          <w:szCs w:val="24"/>
-        </w:rPr>
-      </w:pPr>
-    </w:p>
-    <w:p>
-      <w:pPr>
-        <w:rPr>
-          <w:b/>
-          <w:bCs/>
-          <w:sz w:val="24"/>
-          <w:szCs w:val="24"/>
-        </w:rPr>
-      </w:pPr>
-    </w:p>
-    <w:p>
-      <w:pPr>
-        <w:rPr>
-          <w:b/>
-          <w:bCs/>
-          <w:sz w:val="28"/>
-          <w:szCs w:val="28"/>
-        </w:rPr>
-      </w:pPr>
-      <w:r>
-        <w:rPr>
-          <w:b/>
-          <w:bCs/>
-          <w:sz w:val="28"/>
-          <w:szCs w:val="28"/>
-        </w:rPr>
-        <w:lastRenderedPageBreak/>
+        <w:pStyle w:val="Heading2"/>
+      </w:pPr>
+      <w:bookmarkStart w:id="5" w:name="_Toc227706934"/>
+      <w:r>
         <w:t>Item</w:t>
       </w:r>
       <w:r>
-        <w:rPr>
-          <w:b/>
-          <w:bCs/>
-          <w:sz w:val="28"/>
-          <w:szCs w:val="28"/>
-        </w:rPr>
-        <w:t xml:space="preserve"> Table </w:t>
+        <w:t xml:space="preserve"> Table</w:t>
+      </w:r>
+      <w:bookmarkEnd w:id="5"/>
+      <w:r>
+        <w:t xml:space="preserve"> </w:t>
       </w:r>
     </w:p>
     <w:p>
@@ -2871,7 +4211,7 @@
                     </pic:cNvPicPr>
                   </pic:nvPicPr>
                   <pic:blipFill>
-                    <a:blip r:embed="rId12">
+                    <a:blip r:embed="rId13">
                       <a:extLst>
                         <a:ext uri="{28A0092B-C50C-407E-A947-70E740481C1C}">
                           <a14:useLocalDpi xmlns:a14="http://schemas.microsoft.com/office/drawing/2010/main" val="0"/>
@@ -2967,7 +4307,7 @@
                     </pic:cNvPicPr>
                   </pic:nvPicPr>
                   <pic:blipFill>
-                    <a:blip r:embed="rId13">
+                    <a:blip r:embed="rId14">
                       <a:extLst>
                         <a:ext uri="{28A0092B-C50C-407E-A947-70E740481C1C}">
                           <a14:useLocalDpi xmlns:a14="http://schemas.microsoft.com/office/drawing/2010/main" val="0"/>
@@ -3081,32 +4421,23 @@
     </w:p>
     <w:p>
       <w:pPr>
+        <w:pStyle w:val="Heading1"/>
+      </w:pPr>
+      <w:bookmarkStart w:id="6" w:name="_Toc227706935"/>
+      <w:r>
+        <w:t>ER Diagram</w:t>
+      </w:r>
+      <w:bookmarkEnd w:id="6"/>
+      <w:r>
+        <w:t xml:space="preserve"> </w:t>
+      </w:r>
+    </w:p>
+    <w:p>
+      <w:pPr>
         <w:rPr>
           <w:b/>
           <w:bCs/>
           <w:color w:val="156082" w:themeColor="accent1"/>
-          <w:sz w:val="36"/>
-          <w:szCs w:val="36"/>
-        </w:rPr>
-      </w:pPr>
-      <w:r>
-        <w:rPr>
-          <w:b/>
-          <w:bCs/>
-          <w:color w:val="156082" w:themeColor="accent1"/>
-          <w:sz w:val="36"/>
-          <w:szCs w:val="36"/>
-        </w:rPr>
-        <w:lastRenderedPageBreak/>
-        <w:t xml:space="preserve">ER Diagram </w:t>
-      </w:r>
-    </w:p>
-    <w:p>
-      <w:pPr>
-        <w:rPr>
-          <w:b/>
-          <w:bCs/>
-          <w:color w:val="156082" w:themeColor="accent1"/>
           <w:sz w:val="24"/>
           <w:szCs w:val="24"/>
         </w:rPr>
@@ -3134,7 +4465,25 @@
           <w:sz w:val="24"/>
           <w:szCs w:val="24"/>
         </w:rPr>
-        <w:t xml:space="preserve"> First level shows all attributes with relationships labelled. Second level shows the primary keys being posted from entity to entity, and which direction iys being posted.</w:t>
+        <w:t xml:space="preserve"> First level shows all attributes with relationships labelled. Second level shows the primary keys being posted from entity to entity, and which direction </w:t>
+      </w:r>
+      <w:proofErr w:type="spellStart"/>
+      <w:r>
+        <w:rPr>
+          <w:color w:val="000000" w:themeColor="text1"/>
+          <w:sz w:val="24"/>
+          <w:szCs w:val="24"/>
+        </w:rPr>
+        <w:t>iys</w:t>
+      </w:r>
+      <w:proofErr w:type="spellEnd"/>
+      <w:r>
+        <w:rPr>
+          <w:color w:val="000000" w:themeColor="text1"/>
+          <w:sz w:val="24"/>
+          <w:szCs w:val="24"/>
+        </w:rPr>
+        <w:t xml:space="preserve"> being posted.</w:t>
       </w:r>
     </w:p>
     <w:p>
@@ -3187,7 +4536,7 @@
                     </pic:cNvPicPr>
                   </pic:nvPicPr>
                   <pic:blipFill>
-                    <a:blip r:embed="rId14">
+                    <a:blip r:embed="rId15">
                       <a:extLst>
                         <a:ext uri="{28A0092B-C50C-407E-A947-70E740481C1C}">
                           <a14:useLocalDpi xmlns:a14="http://schemas.microsoft.com/office/drawing/2010/main" val="0"/>
@@ -3251,7 +4600,9 @@
           <w:szCs w:val="36"/>
         </w:rPr>
       </w:pPr>
-      <w:r>
+    </w:p>
+    <w:p>
+      <w:pPr>
         <w:rPr>
           <w:b/>
           <w:bCs/>
@@ -3259,8 +4610,7 @@
           <w:sz w:val="36"/>
           <w:szCs w:val="36"/>
         </w:rPr>
-        <w:t xml:space="preserve">Logo </w:t>
-      </w:r>
+      </w:pPr>
     </w:p>
     <w:p>
       <w:pPr>
@@ -3283,7 +4633,23 @@
           <w:szCs w:val="36"/>
         </w:rPr>
       </w:pPr>
-      <w:r>
+    </w:p>
+    <w:p>
+      <w:pPr>
+        <w:pStyle w:val="Heading1"/>
+      </w:pPr>
+      <w:bookmarkStart w:id="7" w:name="_Toc227706936"/>
+      <w:r>
+        <w:lastRenderedPageBreak/>
+        <w:t>Logo</w:t>
+      </w:r>
+      <w:bookmarkEnd w:id="7"/>
+      <w:r>
+        <w:t xml:space="preserve"> </w:t>
+      </w:r>
+    </w:p>
+    <w:p>
+      <w:pPr>
         <w:rPr>
           <w:b/>
           <w:bCs/>
@@ -3291,12 +4657,33 @@
           <w:sz w:val="36"/>
           <w:szCs w:val="36"/>
         </w:rPr>
-        <w:t xml:space="preserve">                                          </w:t>
-      </w:r>
-      <w:r>
+      </w:pPr>
+    </w:p>
+    <w:p>
+      <w:pPr>
         <w:rPr>
           <w:b/>
           <w:bCs/>
+          <w:color w:val="156082" w:themeColor="accent1"/>
+          <w:sz w:val="36"/>
+          <w:szCs w:val="36"/>
+        </w:rPr>
+      </w:pPr>
+      <w:r>
+        <w:rPr>
+          <w:b/>
+          <w:bCs/>
+          <w:color w:val="156082" w:themeColor="accent1"/>
+          <w:sz w:val="36"/>
+          <w:szCs w:val="36"/>
+        </w:rPr>
+        <w:t xml:space="preserve">                                          </w:t>
+      </w:r>
+      <w:r>
+        <w:rPr>
+          <w:b/>
+          <w:bCs/>
+          <w:noProof/>
           <w:color w:val="156082" w:themeColor="accent1"/>
           <w:sz w:val="36"/>
           <w:szCs w:val="36"/>
@@ -3319,7 +4706,7 @@
                     </pic:cNvPicPr>
                   </pic:nvPicPr>
                   <pic:blipFill>
-                    <a:blip r:embed="rId15">
+                    <a:blip r:embed="rId16">
                       <a:extLst>
                         <a:ext uri="{28A0092B-C50C-407E-A947-70E740481C1C}">
                           <a14:useLocalDpi xmlns:a14="http://schemas.microsoft.com/office/drawing/2010/main" val="0"/>
@@ -3364,6 +4751,279 @@
     </w:p>
     <w:p>
       <w:pPr>
+        <w:pStyle w:val="Heading1"/>
+      </w:pPr>
+      <w:bookmarkStart w:id="8" w:name="_Toc227706937"/>
+      <w:r>
+        <w:t xml:space="preserve">Library Management System </w:t>
+      </w:r>
+      <w:r>
+        <w:t>Features</w:t>
+      </w:r>
+      <w:bookmarkEnd w:id="8"/>
+    </w:p>
+    <w:p>
+      <w:pPr>
+        <w:pStyle w:val="Heading1"/>
+        <w:rPr>
+          <w:color w:val="auto"/>
+          <w:sz w:val="28"/>
+          <w:szCs w:val="28"/>
+        </w:rPr>
+      </w:pPr>
+      <w:bookmarkStart w:id="9" w:name="_Toc227706938"/>
+      <w:r>
+        <w:rPr>
+          <w:color w:val="auto"/>
+          <w:sz w:val="28"/>
+          <w:szCs w:val="28"/>
+        </w:rPr>
+        <w:t xml:space="preserve">The system allows the user to add, delete, update and view data from the database tables. You can perform said </w:t>
+      </w:r>
+      <w:proofErr w:type="gramStart"/>
+      <w:r>
+        <w:rPr>
+          <w:color w:val="auto"/>
+          <w:sz w:val="28"/>
+          <w:szCs w:val="28"/>
+        </w:rPr>
+        <w:t>actions(</w:t>
+      </w:r>
+      <w:proofErr w:type="gramEnd"/>
+      <w:r>
+        <w:rPr>
+          <w:color w:val="auto"/>
+          <w:sz w:val="28"/>
+          <w:szCs w:val="28"/>
+        </w:rPr>
+        <w:t xml:space="preserve">CRUD) through the </w:t>
+      </w:r>
+      <w:proofErr w:type="spellStart"/>
+      <w:r>
+        <w:rPr>
+          <w:color w:val="auto"/>
+          <w:sz w:val="28"/>
+          <w:szCs w:val="28"/>
+        </w:rPr>
+        <w:t>gui</w:t>
+      </w:r>
+      <w:proofErr w:type="spellEnd"/>
+      <w:r>
+        <w:rPr>
+          <w:color w:val="auto"/>
+          <w:sz w:val="28"/>
+          <w:szCs w:val="28"/>
+        </w:rPr>
+        <w:t xml:space="preserve"> for each table.</w:t>
+      </w:r>
+      <w:bookmarkEnd w:id="9"/>
+    </w:p>
+    <w:p>
+      <w:pPr>
+        <w:rPr>
+          <w:sz w:val="28"/>
+          <w:szCs w:val="28"/>
+        </w:rPr>
+      </w:pPr>
+      <w:r>
+        <w:rPr>
+          <w:sz w:val="28"/>
+          <w:szCs w:val="28"/>
+        </w:rPr>
+        <w:t xml:space="preserve">Add </w:t>
+      </w:r>
+      <w:proofErr w:type="gramStart"/>
+      <w:r>
+        <w:rPr>
+          <w:sz w:val="28"/>
+          <w:szCs w:val="28"/>
+        </w:rPr>
+        <w:t>–  add</w:t>
+      </w:r>
+      <w:proofErr w:type="gramEnd"/>
+      <w:r>
+        <w:rPr>
+          <w:sz w:val="28"/>
+          <w:szCs w:val="28"/>
+        </w:rPr>
+        <w:t xml:space="preserve"> data to text fields, press add button – adds object to </w:t>
+      </w:r>
+      <w:proofErr w:type="spellStart"/>
+      <w:r>
+        <w:rPr>
+          <w:sz w:val="28"/>
+          <w:szCs w:val="28"/>
+        </w:rPr>
+        <w:t>db</w:t>
+      </w:r>
+      <w:proofErr w:type="spellEnd"/>
+      <w:r>
+        <w:rPr>
+          <w:sz w:val="28"/>
+          <w:szCs w:val="28"/>
+        </w:rPr>
+        <w:t xml:space="preserve"> and will now appear in </w:t>
+      </w:r>
+      <w:proofErr w:type="spellStart"/>
+      <w:r>
+        <w:rPr>
+          <w:sz w:val="28"/>
+          <w:szCs w:val="28"/>
+        </w:rPr>
+        <w:t>gui</w:t>
+      </w:r>
+      <w:proofErr w:type="spellEnd"/>
+      <w:r>
+        <w:rPr>
+          <w:sz w:val="28"/>
+          <w:szCs w:val="28"/>
+        </w:rPr>
+        <w:t xml:space="preserve"> table. </w:t>
+      </w:r>
+    </w:p>
+    <w:p>
+      <w:pPr>
+        <w:rPr>
+          <w:sz w:val="28"/>
+          <w:szCs w:val="28"/>
+        </w:rPr>
+      </w:pPr>
+      <w:r>
+        <w:rPr>
+          <w:sz w:val="28"/>
+          <w:szCs w:val="28"/>
+        </w:rPr>
+        <w:t xml:space="preserve">Delete – click on object in table, delete button, confirm deletion – object deleted from </w:t>
+      </w:r>
+      <w:proofErr w:type="spellStart"/>
+      <w:r>
+        <w:rPr>
+          <w:sz w:val="28"/>
+          <w:szCs w:val="28"/>
+        </w:rPr>
+        <w:t>db</w:t>
+      </w:r>
+      <w:proofErr w:type="spellEnd"/>
+      <w:r>
+        <w:rPr>
+          <w:sz w:val="28"/>
+          <w:szCs w:val="28"/>
+        </w:rPr>
+        <w:t xml:space="preserve"> and </w:t>
+      </w:r>
+      <w:proofErr w:type="spellStart"/>
+      <w:r>
+        <w:rPr>
+          <w:sz w:val="28"/>
+          <w:szCs w:val="28"/>
+        </w:rPr>
+        <w:t>wont</w:t>
+      </w:r>
+      <w:proofErr w:type="spellEnd"/>
+      <w:r>
+        <w:rPr>
+          <w:sz w:val="28"/>
+          <w:szCs w:val="28"/>
+        </w:rPr>
+        <w:t xml:space="preserve"> show in </w:t>
+      </w:r>
+      <w:proofErr w:type="spellStart"/>
+      <w:r>
+        <w:rPr>
+          <w:sz w:val="28"/>
+          <w:szCs w:val="28"/>
+        </w:rPr>
+        <w:t>gui</w:t>
+      </w:r>
+      <w:proofErr w:type="spellEnd"/>
+      <w:r>
+        <w:rPr>
+          <w:sz w:val="28"/>
+          <w:szCs w:val="28"/>
+        </w:rPr>
+        <w:t>.</w:t>
+      </w:r>
+    </w:p>
+    <w:p>
+      <w:pPr>
+        <w:rPr>
+          <w:sz w:val="28"/>
+          <w:szCs w:val="28"/>
+        </w:rPr>
+      </w:pPr>
+      <w:r>
+        <w:rPr>
+          <w:sz w:val="28"/>
+          <w:szCs w:val="28"/>
+        </w:rPr>
+        <w:t xml:space="preserve">Update – click on object in table, change data, click update button – updates in </w:t>
+      </w:r>
+      <w:proofErr w:type="spellStart"/>
+      <w:r>
+        <w:rPr>
+          <w:sz w:val="28"/>
+          <w:szCs w:val="28"/>
+        </w:rPr>
+        <w:t>db</w:t>
+      </w:r>
+      <w:proofErr w:type="spellEnd"/>
+      <w:r>
+        <w:rPr>
+          <w:sz w:val="28"/>
+          <w:szCs w:val="28"/>
+        </w:rPr>
+        <w:t xml:space="preserve"> and </w:t>
+      </w:r>
+      <w:proofErr w:type="spellStart"/>
+      <w:r>
+        <w:rPr>
+          <w:sz w:val="28"/>
+          <w:szCs w:val="28"/>
+        </w:rPr>
+        <w:t>gui</w:t>
+      </w:r>
+      <w:proofErr w:type="spellEnd"/>
+      <w:r>
+        <w:rPr>
+          <w:sz w:val="28"/>
+          <w:szCs w:val="28"/>
+        </w:rPr>
+        <w:t xml:space="preserve"> table.</w:t>
+      </w:r>
+    </w:p>
+    <w:p>
+      <w:pPr>
+        <w:rPr>
+          <w:sz w:val="28"/>
+          <w:szCs w:val="28"/>
+        </w:rPr>
+      </w:pPr>
+      <w:r>
+        <w:rPr>
+          <w:sz w:val="28"/>
+          <w:szCs w:val="28"/>
+        </w:rPr>
+        <w:t xml:space="preserve">View – displays table contents on </w:t>
+      </w:r>
+      <w:proofErr w:type="spellStart"/>
+      <w:r>
+        <w:rPr>
+          <w:sz w:val="28"/>
+          <w:szCs w:val="28"/>
+        </w:rPr>
+        <w:t>gui</w:t>
+      </w:r>
+      <w:proofErr w:type="spellEnd"/>
+      <w:r>
+        <w:rPr>
+          <w:sz w:val="28"/>
+          <w:szCs w:val="28"/>
+        </w:rPr>
+        <w:t xml:space="preserve"> window opening </w:t>
+      </w:r>
+    </w:p>
+    <w:p>
+      <w:pPr>
         <w:rPr>
           <w:b/>
           <w:bCs/>
@@ -3372,7 +5032,9 @@
           <w:szCs w:val="36"/>
         </w:rPr>
       </w:pPr>
-      <w:r>
+    </w:p>
+    <w:p>
+      <w:pPr>
         <w:rPr>
           <w:b/>
           <w:bCs/>
@@ -3380,9 +5042,10 @@
           <w:sz w:val="36"/>
           <w:szCs w:val="36"/>
         </w:rPr>
-        <w:t xml:space="preserve">Library Management System </w:t>
-      </w:r>
-      <w:r>
+      </w:pPr>
+    </w:p>
+    <w:p>
+      <w:pPr>
         <w:rPr>
           <w:b/>
           <w:bCs/>
@@ -3390,8 +5053,7 @@
           <w:sz w:val="36"/>
           <w:szCs w:val="36"/>
         </w:rPr>
-        <w:t>Features</w:t>
-      </w:r>
+      </w:pPr>
     </w:p>
     <w:p>
       <w:pPr>
@@ -3403,7 +5065,9 @@
           <w:szCs w:val="36"/>
         </w:rPr>
       </w:pPr>
-      <w:r>
+    </w:p>
+    <w:p>
+      <w:pPr>
         <w:rPr>
           <w:b/>
           <w:bCs/>
@@ -3411,8 +5075,7 @@
           <w:sz w:val="36"/>
           <w:szCs w:val="36"/>
         </w:rPr>
-        <w:t>The system allows the user to add, delete, update and view data from the database tables. You can perform said actions(CRUD) through the gui for each table.</w:t>
-      </w:r>
+      </w:pPr>
     </w:p>
     <w:p>
       <w:pPr>
@@ -3424,7 +5087,30 @@
           <w:szCs w:val="36"/>
         </w:rPr>
       </w:pPr>
-      <w:r>
+    </w:p>
+    <w:p>
+      <w:pPr>
+        <w:pStyle w:val="Heading1"/>
+      </w:pPr>
+      <w:bookmarkStart w:id="10" w:name="_Toc227706939"/>
+      <w:r>
+        <w:lastRenderedPageBreak/>
+        <w:t>GUI</w:t>
+      </w:r>
+      <w:bookmarkEnd w:id="10"/>
+    </w:p>
+    <w:p>
+      <w:pPr>
+        <w:pStyle w:val="Heading2"/>
+      </w:pPr>
+      <w:bookmarkStart w:id="11" w:name="_Toc227706940"/>
+      <w:r>
+        <w:t>Main Menu</w:t>
+      </w:r>
+      <w:bookmarkEnd w:id="11"/>
+    </w:p>
+    <w:p>
+      <w:pPr>
         <w:rPr>
           <w:b/>
           <w:bCs/>
@@ -3432,11 +5118,66 @@
           <w:sz w:val="36"/>
           <w:szCs w:val="36"/>
         </w:rPr>
-        <w:t xml:space="preserve">Add –  add data to text fields, press add button – adds object to db and will now appear in gui table. </w:t>
-      </w:r>
-    </w:p>
-    <w:p>
-      <w:pPr>
+      </w:pPr>
+      <w:r>
+        <w:rPr>
+          <w:b/>
+          <w:bCs/>
+          <w:noProof/>
+          <w:color w:val="156082" w:themeColor="accent1"/>
+          <w:sz w:val="36"/>
+          <w:szCs w:val="36"/>
+        </w:rPr>
+        <w:drawing>
+          <wp:inline distT="0" distB="0" distL="0" distR="0" wp14:anchorId="319A9D98" wp14:editId="0A585DF4">
+            <wp:extent cx="4487594" cy="3225739"/>
+            <wp:effectExtent l="0" t="0" r="8255" b="0"/>
+            <wp:docPr id="439034194" name="Picture 9"/>
+            <wp:cNvGraphicFramePr>
+              <a:graphicFrameLocks xmlns:a="http://schemas.openxmlformats.org/drawingml/2006/main" noChangeAspect="1"/>
+            </wp:cNvGraphicFramePr>
+            <a:graphic xmlns:a="http://schemas.openxmlformats.org/drawingml/2006/main">
+              <a:graphicData uri="http://schemas.openxmlformats.org/drawingml/2006/picture">
+                <pic:pic xmlns:pic="http://schemas.openxmlformats.org/drawingml/2006/picture">
+                  <pic:nvPicPr>
+                    <pic:cNvPr id="0" name="Picture 13"/>
+                    <pic:cNvPicPr>
+                      <a:picLocks noChangeAspect="1" noChangeArrowheads="1"/>
+                    </pic:cNvPicPr>
+                  </pic:nvPicPr>
+                  <pic:blipFill>
+                    <a:blip r:embed="rId17">
+                      <a:extLst>
+                        <a:ext uri="{28A0092B-C50C-407E-A947-70E740481C1C}">
+                          <a14:useLocalDpi xmlns:a14="http://schemas.microsoft.com/office/drawing/2010/main" val="0"/>
+                        </a:ext>
+                      </a:extLst>
+                    </a:blip>
+                    <a:srcRect/>
+                    <a:stretch>
+                      <a:fillRect/>
+                    </a:stretch>
+                  </pic:blipFill>
+                  <pic:spPr bwMode="auto">
+                    <a:xfrm>
+                      <a:off x="0" y="0"/>
+                      <a:ext cx="4527375" cy="3254334"/>
+                    </a:xfrm>
+                    <a:prstGeom prst="rect">
+                      <a:avLst/>
+                    </a:prstGeom>
+                    <a:noFill/>
+                    <a:ln>
+                      <a:noFill/>
+                    </a:ln>
+                  </pic:spPr>
+                </pic:pic>
+              </a:graphicData>
+            </a:graphic>
+          </wp:inline>
+        </w:drawing>
+      </w:r>
+      <w:r>
         <w:rPr>
           <w:b/>
           <w:bCs/>
@@ -3444,8 +5185,29 @@
           <w:sz w:val="36"/>
           <w:szCs w:val="36"/>
         </w:rPr>
-      </w:pPr>
-      <w:r>
+        <w:t xml:space="preserve">              </w:t>
+      </w:r>
+    </w:p>
+    <w:p>
+      <w:pPr>
+        <w:pStyle w:val="Heading2"/>
+        <w:rPr>
+          <w:color w:val="156082" w:themeColor="accent1"/>
+          <w:sz w:val="36"/>
+          <w:szCs w:val="36"/>
+        </w:rPr>
+      </w:pPr>
+      <w:bookmarkStart w:id="12" w:name="_Toc227706941"/>
+      <w:r>
+        <w:t>Item GUI</w:t>
+      </w:r>
+      <w:bookmarkEnd w:id="12"/>
+      <w:r>
+        <w:t xml:space="preserve">            </w:t>
+      </w:r>
+    </w:p>
+    <w:p>
+      <w:pPr>
         <w:rPr>
           <w:b/>
           <w:bCs/>
@@ -3453,11 +5215,66 @@
           <w:sz w:val="36"/>
           <w:szCs w:val="36"/>
         </w:rPr>
-        <w:t>Delete – click on object in table, delete button, confirm deletion – object deleted from db and wont show in gui.</w:t>
-      </w:r>
-    </w:p>
-    <w:p>
-      <w:pPr>
+      </w:pPr>
+      <w:r>
+        <w:rPr>
+          <w:b/>
+          <w:bCs/>
+          <w:noProof/>
+          <w:color w:val="156082" w:themeColor="accent1"/>
+          <w:sz w:val="36"/>
+          <w:szCs w:val="36"/>
+        </w:rPr>
+        <w:drawing>
+          <wp:inline distT="0" distB="0" distL="0" distR="0" wp14:anchorId="45D18765" wp14:editId="75CD46A2">
+            <wp:extent cx="5731510" cy="4119880"/>
+            <wp:effectExtent l="0" t="0" r="2540" b="0"/>
+            <wp:docPr id="497348614" name="Picture 10"/>
+            <wp:cNvGraphicFramePr>
+              <a:graphicFrameLocks xmlns:a="http://schemas.openxmlformats.org/drawingml/2006/main" noChangeAspect="1"/>
+            </wp:cNvGraphicFramePr>
+            <a:graphic xmlns:a="http://schemas.openxmlformats.org/drawingml/2006/main">
+              <a:graphicData uri="http://schemas.openxmlformats.org/drawingml/2006/picture">
+                <pic:pic xmlns:pic="http://schemas.openxmlformats.org/drawingml/2006/picture">
+                  <pic:nvPicPr>
+                    <pic:cNvPr id="0" name="Picture 14"/>
+                    <pic:cNvPicPr>
+                      <a:picLocks noChangeAspect="1" noChangeArrowheads="1"/>
+                    </pic:cNvPicPr>
+                  </pic:nvPicPr>
+                  <pic:blipFill>
+                    <a:blip r:embed="rId18">
+                      <a:extLst>
+                        <a:ext uri="{28A0092B-C50C-407E-A947-70E740481C1C}">
+                          <a14:useLocalDpi xmlns:a14="http://schemas.microsoft.com/office/drawing/2010/main" val="0"/>
+                        </a:ext>
+                      </a:extLst>
+                    </a:blip>
+                    <a:srcRect/>
+                    <a:stretch>
+                      <a:fillRect/>
+                    </a:stretch>
+                  </pic:blipFill>
+                  <pic:spPr bwMode="auto">
+                    <a:xfrm>
+                      <a:off x="0" y="0"/>
+                      <a:ext cx="5731510" cy="4119880"/>
+                    </a:xfrm>
+                    <a:prstGeom prst="rect">
+                      <a:avLst/>
+                    </a:prstGeom>
+                    <a:noFill/>
+                    <a:ln>
+                      <a:noFill/>
+                    </a:ln>
+                  </pic:spPr>
+                </pic:pic>
+              </a:graphicData>
+            </a:graphic>
+          </wp:inline>
+        </w:drawing>
+      </w:r>
+      <w:r>
         <w:rPr>
           <w:b/>
           <w:bCs/>
@@ -3465,7 +5282,8 @@
           <w:sz w:val="36"/>
           <w:szCs w:val="36"/>
         </w:rPr>
-      </w:pPr>
+        <w:t xml:space="preserve">                     </w:t>
+      </w:r>
       <w:r>
         <w:rPr>
           <w:b/>
@@ -3474,8 +5292,19 @@
           <w:sz w:val="36"/>
           <w:szCs w:val="36"/>
         </w:rPr>
-        <w:t>Update – click on object in table, change data, click update button – updates in db and gui table.</w:t>
-      </w:r>
+        <w:br w:type="page"/>
+      </w:r>
+    </w:p>
+    <w:p>
+      <w:pPr>
+        <w:pStyle w:val="Heading2"/>
+      </w:pPr>
+      <w:bookmarkStart w:id="13" w:name="_Toc227706942"/>
+      <w:r>
+        <w:lastRenderedPageBreak/>
+        <w:t>User GUI</w:t>
+      </w:r>
+      <w:bookmarkEnd w:id="13"/>
     </w:p>
     <w:p>
       <w:pPr>
@@ -3491,11 +5320,59 @@
         <w:rPr>
           <w:b/>
           <w:bCs/>
+          <w:noProof/>
           <w:color w:val="156082" w:themeColor="accent1"/>
           <w:sz w:val="36"/>
           <w:szCs w:val="36"/>
         </w:rPr>
-        <w:t xml:space="preserve">View – displays table contents on gui window opening </w:t>
+        <w:drawing>
+          <wp:inline distT="0" distB="0" distL="0" distR="0" wp14:anchorId="02B7D0DF" wp14:editId="012CC29D">
+            <wp:extent cx="4937760" cy="4152728"/>
+            <wp:effectExtent l="0" t="0" r="0" b="635"/>
+            <wp:docPr id="817068126" name="Picture 11"/>
+            <wp:cNvGraphicFramePr>
+              <a:graphicFrameLocks xmlns:a="http://schemas.openxmlformats.org/drawingml/2006/main" noChangeAspect="1"/>
+            </wp:cNvGraphicFramePr>
+            <a:graphic xmlns:a="http://schemas.openxmlformats.org/drawingml/2006/main">
+              <a:graphicData uri="http://schemas.openxmlformats.org/drawingml/2006/picture">
+                <pic:pic xmlns:pic="http://schemas.openxmlformats.org/drawingml/2006/picture">
+                  <pic:nvPicPr>
+                    <pic:cNvPr id="0" name="Picture 15"/>
+                    <pic:cNvPicPr>
+                      <a:picLocks noChangeAspect="1" noChangeArrowheads="1"/>
+                    </pic:cNvPicPr>
+                  </pic:nvPicPr>
+                  <pic:blipFill>
+                    <a:blip r:embed="rId19">
+                      <a:extLst>
+                        <a:ext uri="{28A0092B-C50C-407E-A947-70E740481C1C}">
+                          <a14:useLocalDpi xmlns:a14="http://schemas.microsoft.com/office/drawing/2010/main" val="0"/>
+                        </a:ext>
+                      </a:extLst>
+                    </a:blip>
+                    <a:srcRect/>
+                    <a:stretch>
+                      <a:fillRect/>
+                    </a:stretch>
+                  </pic:blipFill>
+                  <pic:spPr bwMode="auto">
+                    <a:xfrm>
+                      <a:off x="0" y="0"/>
+                      <a:ext cx="4953412" cy="4165891"/>
+                    </a:xfrm>
+                    <a:prstGeom prst="rect">
+                      <a:avLst/>
+                    </a:prstGeom>
+                    <a:noFill/>
+                    <a:ln>
+                      <a:noFill/>
+                    </a:ln>
+                  </pic:spPr>
+                </pic:pic>
+              </a:graphicData>
+            </a:graphic>
+          </wp:inline>
+        </w:drawing>
       </w:r>
     </w:p>
     <w:p>
@@ -3508,60 +5385,97 @@
           <w:szCs w:val="36"/>
         </w:rPr>
       </w:pPr>
-    </w:p>
-    <w:p>
-      <w:pPr>
-        <w:rPr>
-          <w:b/>
-          <w:bCs/>
+      <w:bookmarkStart w:id="14" w:name="_Toc227706943"/>
+      <w:r>
+        <w:rPr>
+          <w:rStyle w:val="Heading2Char"/>
+        </w:rPr>
+        <w:t xml:space="preserve">Order </w:t>
+      </w:r>
+      <w:proofErr w:type="spellStart"/>
+      <w:r>
+        <w:rPr>
+          <w:rStyle w:val="Heading2Char"/>
+        </w:rPr>
+        <w:t>gui</w:t>
+      </w:r>
+      <w:bookmarkEnd w:id="14"/>
+      <w:proofErr w:type="spellEnd"/>
+      <w:r>
+        <w:rPr>
+          <w:noProof/>
           <w:color w:val="156082" w:themeColor="accent1"/>
           <w:sz w:val="36"/>
           <w:szCs w:val="36"/>
         </w:rPr>
-      </w:pPr>
-    </w:p>
-    <w:p>
-      <w:pPr>
-        <w:rPr>
-          <w:b/>
-          <w:bCs/>
+        <w:drawing>
+          <wp:inline distT="0" distB="0" distL="0" distR="0" wp14:anchorId="3F845F32" wp14:editId="1AC2247B">
+            <wp:extent cx="5148775" cy="3701003"/>
+            <wp:effectExtent l="0" t="0" r="0" b="0"/>
+            <wp:docPr id="1155542989" name="Picture 12"/>
+            <wp:cNvGraphicFramePr>
+              <a:graphicFrameLocks xmlns:a="http://schemas.openxmlformats.org/drawingml/2006/main" noChangeAspect="1"/>
+            </wp:cNvGraphicFramePr>
+            <a:graphic xmlns:a="http://schemas.openxmlformats.org/drawingml/2006/main">
+              <a:graphicData uri="http://schemas.openxmlformats.org/drawingml/2006/picture">
+                <pic:pic xmlns:pic="http://schemas.openxmlformats.org/drawingml/2006/picture">
+                  <pic:nvPicPr>
+                    <pic:cNvPr id="0" name="Picture 16"/>
+                    <pic:cNvPicPr>
+                      <a:picLocks noChangeAspect="1" noChangeArrowheads="1"/>
+                    </pic:cNvPicPr>
+                  </pic:nvPicPr>
+                  <pic:blipFill>
+                    <a:blip r:embed="rId20">
+                      <a:extLst>
+                        <a:ext uri="{28A0092B-C50C-407E-A947-70E740481C1C}">
+                          <a14:useLocalDpi xmlns:a14="http://schemas.microsoft.com/office/drawing/2010/main" val="0"/>
+                        </a:ext>
+                      </a:extLst>
+                    </a:blip>
+                    <a:srcRect/>
+                    <a:stretch>
+                      <a:fillRect/>
+                    </a:stretch>
+                  </pic:blipFill>
+                  <pic:spPr bwMode="auto">
+                    <a:xfrm>
+                      <a:off x="0" y="0"/>
+                      <a:ext cx="5155624" cy="3705926"/>
+                    </a:xfrm>
+                    <a:prstGeom prst="rect">
+                      <a:avLst/>
+                    </a:prstGeom>
+                    <a:noFill/>
+                    <a:ln>
+                      <a:noFill/>
+                    </a:ln>
+                  </pic:spPr>
+                </pic:pic>
+              </a:graphicData>
+            </a:graphic>
+          </wp:inline>
+        </w:drawing>
+      </w:r>
+      <w:r>
+        <w:rPr>
           <w:color w:val="156082" w:themeColor="accent1"/>
           <w:sz w:val="36"/>
           <w:szCs w:val="36"/>
         </w:rPr>
-      </w:pPr>
-      <w:r>
-        <w:rPr>
-          <w:b/>
-          <w:bCs/>
-          <w:color w:val="156082" w:themeColor="accent1"/>
-          <w:sz w:val="36"/>
-          <w:szCs w:val="36"/>
-        </w:rPr>
         <w:br w:type="page"/>
       </w:r>
     </w:p>
     <w:p>
       <w:pPr>
-        <w:rPr>
-          <w:b/>
-          <w:bCs/>
-          <w:color w:val="156082" w:themeColor="accent1"/>
-          <w:sz w:val="36"/>
-          <w:szCs w:val="36"/>
-        </w:rPr>
-      </w:pPr>
-      <w:r>
-        <w:rPr>
-          <w:b/>
-          <w:bCs/>
-          <w:color w:val="156082" w:themeColor="accent1"/>
-          <w:sz w:val="36"/>
-          <w:szCs w:val="36"/>
-        </w:rPr>
+        <w:pStyle w:val="Heading1"/>
+      </w:pPr>
+      <w:bookmarkStart w:id="15" w:name="_Toc227706944"/>
+      <w:r>
         <w:lastRenderedPageBreak/>
         <w:t>Interesting code snippets</w:t>
       </w:r>
+      <w:bookmarkEnd w:id="15"/>
     </w:p>
     <w:p>
       <w:pPr>
@@ -3598,7 +5512,7 @@
                     <pic:cNvPicPr/>
                   </pic:nvPicPr>
                   <pic:blipFill>
-                    <a:blip r:embed="rId16"/>
+                    <a:blip r:embed="rId21"/>
                     <a:stretch>
                       <a:fillRect/>
                     </a:stretch>
@@ -3723,7 +5637,7 @@
                     </pic:cNvPicPr>
                   </pic:nvPicPr>
                   <pic:blipFill>
-                    <a:blip r:embed="rId17">
+                    <a:blip r:embed="rId22">
                       <a:extLst>
                         <a:ext uri="{28A0092B-C50C-407E-A947-70E740481C1C}">
                           <a14:useLocalDpi xmlns:a14="http://schemas.microsoft.com/office/drawing/2010/main" val="0"/>
@@ -3769,14 +5683,68 @@
           <w:sz w:val="24"/>
           <w:szCs w:val="24"/>
         </w:rPr>
-        <w:t xml:space="preserve">This code is used to create and display a table in the GUI. First, a DefaultTableModel is set up to define how the table is structured and columns are added. A JTable is created to show the data, and </w:t>
-      </w:r>
+        <w:t xml:space="preserve">This code is used to create and display a table in the GUI. First, a </w:t>
+      </w:r>
+      <w:proofErr w:type="spellStart"/>
       <w:r>
         <w:rPr>
           <w:color w:val="000000" w:themeColor="text1"/>
           <w:sz w:val="24"/>
           <w:szCs w:val="24"/>
         </w:rPr>
+        <w:t>DefaultTableModel</w:t>
+      </w:r>
+      <w:proofErr w:type="spellEnd"/>
+      <w:r>
+        <w:rPr>
+          <w:color w:val="000000" w:themeColor="text1"/>
+          <w:sz w:val="24"/>
+          <w:szCs w:val="24"/>
+        </w:rPr>
+        <w:t xml:space="preserve"> is set up to define how the table is structured and columns are added. A </w:t>
+      </w:r>
+      <w:proofErr w:type="spellStart"/>
+      <w:r>
+        <w:rPr>
+          <w:color w:val="000000" w:themeColor="text1"/>
+          <w:sz w:val="24"/>
+          <w:szCs w:val="24"/>
+        </w:rPr>
+        <w:t>JTable</w:t>
+      </w:r>
+      <w:proofErr w:type="spellEnd"/>
+      <w:r>
+        <w:rPr>
+          <w:color w:val="000000" w:themeColor="text1"/>
+          <w:sz w:val="24"/>
+          <w:szCs w:val="24"/>
+        </w:rPr>
+        <w:t xml:space="preserve"> is created to show the </w:t>
+      </w:r>
+      <w:proofErr w:type="gramStart"/>
+      <w:r>
+        <w:rPr>
+          <w:color w:val="000000" w:themeColor="text1"/>
+          <w:sz w:val="24"/>
+          <w:szCs w:val="24"/>
+        </w:rPr>
+        <w:t>data, and</w:t>
+      </w:r>
+      <w:proofErr w:type="gramEnd"/>
+      <w:r>
+        <w:rPr>
+          <w:color w:val="000000" w:themeColor="text1"/>
+          <w:sz w:val="24"/>
+          <w:szCs w:val="24"/>
+        </w:rPr>
+        <w:t xml:space="preserve"> </w:t>
+      </w:r>
+      <w:r>
+        <w:rPr>
+          <w:color w:val="000000" w:themeColor="text1"/>
+          <w:sz w:val="24"/>
+          <w:szCs w:val="24"/>
+        </w:rPr>
         <w:t>is</w:t>
       </w:r>
       <w:r>
@@ -3785,14 +5753,32 @@
           <w:sz w:val="24"/>
           <w:szCs w:val="24"/>
         </w:rPr>
-        <w:t xml:space="preserve"> placed inside a JScrollPane </w:t>
-      </w:r>
+        <w:t xml:space="preserve"> placed inside a </w:t>
+      </w:r>
+      <w:proofErr w:type="spellStart"/>
       <w:r>
         <w:rPr>
           <w:color w:val="000000" w:themeColor="text1"/>
           <w:sz w:val="24"/>
           <w:szCs w:val="24"/>
         </w:rPr>
+        <w:t>JScrollPane</w:t>
+      </w:r>
+      <w:proofErr w:type="spellEnd"/>
+      <w:r>
+        <w:rPr>
+          <w:color w:val="000000" w:themeColor="text1"/>
+          <w:sz w:val="24"/>
+          <w:szCs w:val="24"/>
+        </w:rPr>
+        <w:t xml:space="preserve"> </w:t>
+      </w:r>
+      <w:r>
+        <w:rPr>
+          <w:color w:val="000000" w:themeColor="text1"/>
+          <w:sz w:val="24"/>
+          <w:szCs w:val="24"/>
+        </w:rPr>
         <w:t>to make the table scrollable.</w:t>
       </w:r>
     </w:p>
@@ -3813,14 +5799,15 @@
           <w:szCs w:val="24"/>
         </w:rPr>
       </w:pPr>
-      <w:r>
+    </w:p>
+    <w:p>
+      <w:pPr>
         <w:rPr>
           <w:color w:val="000000" w:themeColor="text1"/>
           <w:sz w:val="24"/>
           <w:szCs w:val="24"/>
         </w:rPr>
-        <w:t xml:space="preserve">Maybe inner join? </w:t>
-      </w:r>
+      </w:pPr>
     </w:p>
     <w:p>
       <w:pPr>
@@ -3842,34 +5829,14 @@
     </w:p>
     <w:p>
       <w:pPr>
-        <w:rPr>
-          <w:color w:val="000000" w:themeColor="text1"/>
-          <w:sz w:val="24"/>
-          <w:szCs w:val="24"/>
-        </w:rPr>
-      </w:pPr>
-    </w:p>
-    <w:p>
-      <w:pPr>
-        <w:rPr>
-          <w:b/>
-          <w:bCs/>
-          <w:color w:val="156082" w:themeColor="accent1"/>
-          <w:sz w:val="36"/>
-          <w:szCs w:val="36"/>
-        </w:rPr>
-      </w:pPr>
-      <w:r>
-        <w:rPr>
-          <w:b/>
-          <w:bCs/>
-          <w:color w:val="156082" w:themeColor="accent1"/>
-          <w:sz w:val="36"/>
-          <w:szCs w:val="36"/>
-        </w:rPr>
+        <w:pStyle w:val="Heading1"/>
+      </w:pPr>
+      <w:bookmarkStart w:id="16" w:name="_Toc227706945"/>
+      <w:r>
         <w:lastRenderedPageBreak/>
         <w:t>Tests</w:t>
       </w:r>
+      <w:bookmarkEnd w:id="16"/>
     </w:p>
     <w:tbl>
       <w:tblPr>
@@ -4078,7 +6045,15 @@
                 <w:sz w:val="28"/>
                 <w:szCs w:val="28"/>
               </w:rPr>
-              <w:t>Book, valid data</w:t>
+              <w:t>item</w:t>
+            </w:r>
+            <w:r>
+              <w:rPr>
+                <w:color w:val="000000" w:themeColor="text1"/>
+                <w:sz w:val="28"/>
+                <w:szCs w:val="28"/>
+              </w:rPr>
+              <w:t>, valid data</w:t>
             </w:r>
           </w:p>
         </w:tc>
@@ -4298,7 +6273,25 @@
                 <w:sz w:val="28"/>
                 <w:szCs w:val="28"/>
               </w:rPr>
-              <w:t>"abc"</w:t>
+              <w:t>"</w:t>
+            </w:r>
+            <w:proofErr w:type="spellStart"/>
+            <w:r>
+              <w:rPr>
+                <w:color w:val="000000" w:themeColor="text1"/>
+                <w:sz w:val="28"/>
+                <w:szCs w:val="28"/>
+              </w:rPr>
+              <w:t>abc</w:t>
+            </w:r>
+            <w:proofErr w:type="spellEnd"/>
+            <w:r>
+              <w:rPr>
+                <w:color w:val="000000" w:themeColor="text1"/>
+                <w:sz w:val="28"/>
+                <w:szCs w:val="28"/>
+              </w:rPr>
+              <w:t>"</w:t>
             </w:r>
           </w:p>
         </w:tc>
@@ -4697,7 +6690,1045 @@
         </w:rPr>
       </w:pPr>
     </w:p>
+    <w:p>
+      <w:pPr>
+        <w:rPr>
+          <w:b/>
+          <w:bCs/>
+          <w:color w:val="156082" w:themeColor="accent1"/>
+          <w:sz w:val="36"/>
+          <w:szCs w:val="36"/>
+        </w:rPr>
+      </w:pPr>
+    </w:p>
+    <w:p>
+      <w:pPr>
+        <w:rPr>
+          <w:b/>
+          <w:bCs/>
+          <w:color w:val="156082" w:themeColor="accent1"/>
+          <w:sz w:val="36"/>
+          <w:szCs w:val="36"/>
+        </w:rPr>
+      </w:pPr>
+    </w:p>
+    <w:p>
+      <w:pPr>
+        <w:rPr>
+          <w:b/>
+          <w:bCs/>
+          <w:color w:val="156082" w:themeColor="accent1"/>
+          <w:sz w:val="36"/>
+          <w:szCs w:val="36"/>
+        </w:rPr>
+      </w:pPr>
+    </w:p>
+    <w:p>
+      <w:pPr>
+        <w:rPr>
+          <w:b/>
+          <w:bCs/>
+          <w:color w:val="156082" w:themeColor="accent1"/>
+          <w:sz w:val="36"/>
+          <w:szCs w:val="36"/>
+        </w:rPr>
+      </w:pPr>
+    </w:p>
+    <w:p>
+      <w:pPr>
+        <w:rPr>
+          <w:b/>
+          <w:bCs/>
+          <w:color w:val="156082" w:themeColor="accent1"/>
+          <w:sz w:val="36"/>
+          <w:szCs w:val="36"/>
+        </w:rPr>
+      </w:pPr>
+    </w:p>
+    <w:p>
+      <w:pPr>
+        <w:rPr>
+          <w:b/>
+          <w:bCs/>
+          <w:color w:val="156082" w:themeColor="accent1"/>
+          <w:sz w:val="36"/>
+          <w:szCs w:val="36"/>
+        </w:rPr>
+      </w:pPr>
+    </w:p>
+    <w:p>
+      <w:pPr>
+        <w:rPr>
+          <w:b/>
+          <w:bCs/>
+          <w:color w:val="156082" w:themeColor="accent1"/>
+          <w:sz w:val="36"/>
+          <w:szCs w:val="36"/>
+        </w:rPr>
+      </w:pPr>
+    </w:p>
+    <w:p>
+      <w:pPr>
+        <w:pStyle w:val="Heading1"/>
+      </w:pPr>
+      <w:bookmarkStart w:id="17" w:name="_Toc227706946"/>
+      <w:r>
+        <w:lastRenderedPageBreak/>
+        <w:t>API</w:t>
+      </w:r>
+      <w:bookmarkEnd w:id="17"/>
+      <w:r>
+        <w:t xml:space="preserve"> </w:t>
+      </w:r>
+    </w:p>
+    <w:p>
+      <w:pPr>
+        <w:rPr>
+          <w:sz w:val="28"/>
+          <w:szCs w:val="28"/>
+        </w:rPr>
+      </w:pPr>
+      <w:r>
+        <w:rPr>
+          <w:sz w:val="28"/>
+          <w:szCs w:val="28"/>
+        </w:rPr>
+        <w:t>The system API consists of Java CRUD classes that handle all database operations using JDBC. These classes act as the data access layer between the GUI and the MySQL database.</w:t>
+      </w:r>
+    </w:p>
+    <w:p>
+      <w:pPr>
+        <w:rPr>
+          <w:sz w:val="36"/>
+          <w:szCs w:val="36"/>
+        </w:rPr>
+      </w:pPr>
+      <w:r>
+        <w:rPr>
+          <w:sz w:val="36"/>
+          <w:szCs w:val="36"/>
+        </w:rPr>
+        <w:t>Item API</w:t>
+      </w:r>
+    </w:p>
+    <w:p>
+      <w:pPr>
+        <w:numPr>
+          <w:ilvl w:val="0"/>
+          <w:numId w:val="7"/>
+        </w:numPr>
+        <w:rPr>
+          <w:sz w:val="36"/>
+          <w:szCs w:val="36"/>
+        </w:rPr>
+      </w:pPr>
+      <w:proofErr w:type="spellStart"/>
+      <w:proofErr w:type="gramStart"/>
+      <w:r>
+        <w:rPr>
+          <w:sz w:val="36"/>
+          <w:szCs w:val="36"/>
+        </w:rPr>
+        <w:t>insertItem</w:t>
+      </w:r>
+      <w:proofErr w:type="spellEnd"/>
+      <w:r>
+        <w:rPr>
+          <w:sz w:val="36"/>
+          <w:szCs w:val="36"/>
+        </w:rPr>
+        <w:t>(</w:t>
+      </w:r>
+      <w:proofErr w:type="gramEnd"/>
+      <w:r>
+        <w:rPr>
+          <w:sz w:val="36"/>
+          <w:szCs w:val="36"/>
+        </w:rPr>
+        <w:t xml:space="preserve">Item item) </w:t>
+      </w:r>
+    </w:p>
+    <w:p>
+      <w:pPr>
+        <w:numPr>
+          <w:ilvl w:val="0"/>
+          <w:numId w:val="7"/>
+        </w:numPr>
+        <w:rPr>
+          <w:sz w:val="36"/>
+          <w:szCs w:val="36"/>
+        </w:rPr>
+      </w:pPr>
+      <w:proofErr w:type="spellStart"/>
+      <w:proofErr w:type="gramStart"/>
+      <w:r>
+        <w:rPr>
+          <w:sz w:val="36"/>
+          <w:szCs w:val="36"/>
+        </w:rPr>
+        <w:t>updateItem</w:t>
+      </w:r>
+      <w:proofErr w:type="spellEnd"/>
+      <w:r>
+        <w:rPr>
+          <w:sz w:val="36"/>
+          <w:szCs w:val="36"/>
+        </w:rPr>
+        <w:t>(</w:t>
+      </w:r>
+      <w:proofErr w:type="gramEnd"/>
+      <w:r>
+        <w:rPr>
+          <w:sz w:val="36"/>
+          <w:szCs w:val="36"/>
+        </w:rPr>
+        <w:t xml:space="preserve">Item item) </w:t>
+      </w:r>
+    </w:p>
+    <w:p>
+      <w:pPr>
+        <w:numPr>
+          <w:ilvl w:val="0"/>
+          <w:numId w:val="7"/>
+        </w:numPr>
+        <w:rPr>
+          <w:sz w:val="36"/>
+          <w:szCs w:val="36"/>
+        </w:rPr>
+      </w:pPr>
+      <w:proofErr w:type="spellStart"/>
+      <w:proofErr w:type="gramStart"/>
+      <w:r>
+        <w:rPr>
+          <w:sz w:val="36"/>
+          <w:szCs w:val="36"/>
+        </w:rPr>
+        <w:t>deleteItem</w:t>
+      </w:r>
+      <w:proofErr w:type="spellEnd"/>
+      <w:r>
+        <w:rPr>
+          <w:sz w:val="36"/>
+          <w:szCs w:val="36"/>
+        </w:rPr>
+        <w:t>(</w:t>
+      </w:r>
+      <w:proofErr w:type="gramEnd"/>
+      <w:r>
+        <w:rPr>
+          <w:sz w:val="36"/>
+          <w:szCs w:val="36"/>
+        </w:rPr>
+        <w:t xml:space="preserve">int </w:t>
+      </w:r>
+      <w:proofErr w:type="spellStart"/>
+      <w:r>
+        <w:rPr>
+          <w:sz w:val="36"/>
+          <w:szCs w:val="36"/>
+        </w:rPr>
+        <w:t>itemID</w:t>
+      </w:r>
+      <w:proofErr w:type="spellEnd"/>
+      <w:r>
+        <w:rPr>
+          <w:sz w:val="36"/>
+          <w:szCs w:val="36"/>
+        </w:rPr>
+        <w:t xml:space="preserve">) </w:t>
+      </w:r>
+    </w:p>
+    <w:p>
+      <w:pPr>
+        <w:numPr>
+          <w:ilvl w:val="0"/>
+          <w:numId w:val="7"/>
+        </w:numPr>
+        <w:rPr>
+          <w:sz w:val="36"/>
+          <w:szCs w:val="36"/>
+        </w:rPr>
+      </w:pPr>
+      <w:proofErr w:type="spellStart"/>
+      <w:proofErr w:type="gramStart"/>
+      <w:r>
+        <w:rPr>
+          <w:sz w:val="36"/>
+          <w:szCs w:val="36"/>
+        </w:rPr>
+        <w:t>displayItems</w:t>
+      </w:r>
+      <w:proofErr w:type="spellEnd"/>
+      <w:r>
+        <w:rPr>
+          <w:sz w:val="36"/>
+          <w:szCs w:val="36"/>
+        </w:rPr>
+        <w:t>(</w:t>
+      </w:r>
+      <w:proofErr w:type="gramEnd"/>
+      <w:r>
+        <w:rPr>
+          <w:sz w:val="36"/>
+          <w:szCs w:val="36"/>
+        </w:rPr>
+        <w:t xml:space="preserve">) </w:t>
+      </w:r>
+    </w:p>
+    <w:p>
+      <w:pPr>
+        <w:numPr>
+          <w:ilvl w:val="0"/>
+          <w:numId w:val="7"/>
+        </w:numPr>
+        <w:rPr>
+          <w:sz w:val="36"/>
+          <w:szCs w:val="36"/>
+        </w:rPr>
+      </w:pPr>
+      <w:proofErr w:type="spellStart"/>
+      <w:proofErr w:type="gramStart"/>
+      <w:r>
+        <w:rPr>
+          <w:sz w:val="36"/>
+          <w:szCs w:val="36"/>
+        </w:rPr>
+        <w:t>Add</w:t>
+      </w:r>
+      <w:r>
+        <w:rPr>
+          <w:sz w:val="36"/>
+          <w:szCs w:val="36"/>
+        </w:rPr>
+        <w:t>Stock</w:t>
+      </w:r>
+      <w:proofErr w:type="spellEnd"/>
+      <w:r>
+        <w:rPr>
+          <w:sz w:val="36"/>
+          <w:szCs w:val="36"/>
+        </w:rPr>
+        <w:t>(</w:t>
+      </w:r>
+      <w:proofErr w:type="gramEnd"/>
+      <w:r>
+        <w:rPr>
+          <w:sz w:val="36"/>
+          <w:szCs w:val="36"/>
+        </w:rPr>
+        <w:t xml:space="preserve">int </w:t>
+      </w:r>
+      <w:proofErr w:type="spellStart"/>
+      <w:r>
+        <w:rPr>
+          <w:sz w:val="36"/>
+          <w:szCs w:val="36"/>
+        </w:rPr>
+        <w:t>itemID</w:t>
+      </w:r>
+      <w:proofErr w:type="spellEnd"/>
+      <w:r>
+        <w:rPr>
+          <w:sz w:val="36"/>
+          <w:szCs w:val="36"/>
+        </w:rPr>
+        <w:t xml:space="preserve">) </w:t>
+      </w:r>
+    </w:p>
+    <w:p>
+      <w:pPr>
+        <w:numPr>
+          <w:ilvl w:val="0"/>
+          <w:numId w:val="7"/>
+        </w:numPr>
+        <w:rPr>
+          <w:sz w:val="36"/>
+          <w:szCs w:val="36"/>
+        </w:rPr>
+      </w:pPr>
+      <w:proofErr w:type="spellStart"/>
+      <w:proofErr w:type="gramStart"/>
+      <w:r>
+        <w:rPr>
+          <w:sz w:val="36"/>
+          <w:szCs w:val="36"/>
+        </w:rPr>
+        <w:t>decStock</w:t>
+      </w:r>
+      <w:proofErr w:type="spellEnd"/>
+      <w:r>
+        <w:rPr>
+          <w:sz w:val="36"/>
+          <w:szCs w:val="36"/>
+        </w:rPr>
+        <w:t>(</w:t>
+      </w:r>
+      <w:proofErr w:type="gramEnd"/>
+      <w:r>
+        <w:rPr>
+          <w:sz w:val="36"/>
+          <w:szCs w:val="36"/>
+        </w:rPr>
+        <w:t xml:space="preserve">int </w:t>
+      </w:r>
+      <w:proofErr w:type="spellStart"/>
+      <w:r>
+        <w:rPr>
+          <w:sz w:val="36"/>
+          <w:szCs w:val="36"/>
+        </w:rPr>
+        <w:t>itemID</w:t>
+      </w:r>
+      <w:proofErr w:type="spellEnd"/>
+      <w:r>
+        <w:rPr>
+          <w:sz w:val="36"/>
+          <w:szCs w:val="36"/>
+        </w:rPr>
+        <w:t xml:space="preserve">) </w:t>
+      </w:r>
+    </w:p>
+    <w:p>
+      <w:pPr>
+        <w:rPr>
+          <w:sz w:val="36"/>
+          <w:szCs w:val="36"/>
+        </w:rPr>
+      </w:pPr>
+      <w:r>
+        <w:rPr>
+          <w:sz w:val="36"/>
+          <w:szCs w:val="36"/>
+        </w:rPr>
+        <w:t>Order API</w:t>
+      </w:r>
+    </w:p>
+    <w:p>
+      <w:pPr>
+        <w:numPr>
+          <w:ilvl w:val="0"/>
+          <w:numId w:val="8"/>
+        </w:numPr>
+        <w:rPr>
+          <w:sz w:val="36"/>
+          <w:szCs w:val="36"/>
+        </w:rPr>
+      </w:pPr>
+      <w:proofErr w:type="spellStart"/>
+      <w:proofErr w:type="gramStart"/>
+      <w:r>
+        <w:rPr>
+          <w:sz w:val="36"/>
+          <w:szCs w:val="36"/>
+        </w:rPr>
+        <w:t>insertOrder</w:t>
+      </w:r>
+      <w:proofErr w:type="spellEnd"/>
+      <w:r>
+        <w:rPr>
+          <w:sz w:val="36"/>
+          <w:szCs w:val="36"/>
+        </w:rPr>
+        <w:t>(</w:t>
+      </w:r>
+      <w:proofErr w:type="gramEnd"/>
+      <w:r>
+        <w:rPr>
+          <w:sz w:val="36"/>
+          <w:szCs w:val="36"/>
+        </w:rPr>
+        <w:t xml:space="preserve">Order order) </w:t>
+      </w:r>
+    </w:p>
+    <w:p>
+      <w:pPr>
+        <w:numPr>
+          <w:ilvl w:val="0"/>
+          <w:numId w:val="8"/>
+        </w:numPr>
+        <w:rPr>
+          <w:sz w:val="36"/>
+          <w:szCs w:val="36"/>
+        </w:rPr>
+      </w:pPr>
+      <w:proofErr w:type="spellStart"/>
+      <w:proofErr w:type="gramStart"/>
+      <w:r>
+        <w:rPr>
+          <w:sz w:val="36"/>
+          <w:szCs w:val="36"/>
+        </w:rPr>
+        <w:t>updateOrder</w:t>
+      </w:r>
+      <w:proofErr w:type="spellEnd"/>
+      <w:r>
+        <w:rPr>
+          <w:sz w:val="36"/>
+          <w:szCs w:val="36"/>
+        </w:rPr>
+        <w:t>(</w:t>
+      </w:r>
+      <w:proofErr w:type="gramEnd"/>
+      <w:r>
+        <w:rPr>
+          <w:sz w:val="36"/>
+          <w:szCs w:val="36"/>
+        </w:rPr>
+        <w:t xml:space="preserve">Order order) </w:t>
+      </w:r>
+    </w:p>
+    <w:p>
+      <w:pPr>
+        <w:numPr>
+          <w:ilvl w:val="0"/>
+          <w:numId w:val="8"/>
+        </w:numPr>
+        <w:rPr>
+          <w:sz w:val="36"/>
+          <w:szCs w:val="36"/>
+        </w:rPr>
+      </w:pPr>
+      <w:proofErr w:type="spellStart"/>
+      <w:proofErr w:type="gramStart"/>
+      <w:r>
+        <w:rPr>
+          <w:sz w:val="36"/>
+          <w:szCs w:val="36"/>
+        </w:rPr>
+        <w:t>deleteOrder</w:t>
+      </w:r>
+      <w:proofErr w:type="spellEnd"/>
+      <w:r>
+        <w:rPr>
+          <w:sz w:val="36"/>
+          <w:szCs w:val="36"/>
+        </w:rPr>
+        <w:t>(</w:t>
+      </w:r>
+      <w:proofErr w:type="gramEnd"/>
+      <w:r>
+        <w:rPr>
+          <w:sz w:val="36"/>
+          <w:szCs w:val="36"/>
+        </w:rPr>
+        <w:t xml:space="preserve">int </w:t>
+      </w:r>
+      <w:proofErr w:type="spellStart"/>
+      <w:r>
+        <w:rPr>
+          <w:sz w:val="36"/>
+          <w:szCs w:val="36"/>
+        </w:rPr>
+        <w:t>orderID</w:t>
+      </w:r>
+      <w:proofErr w:type="spellEnd"/>
+      <w:r>
+        <w:rPr>
+          <w:sz w:val="36"/>
+          <w:szCs w:val="36"/>
+        </w:rPr>
+        <w:t xml:space="preserve">, int </w:t>
+      </w:r>
+      <w:proofErr w:type="spellStart"/>
+      <w:r>
+        <w:rPr>
+          <w:sz w:val="36"/>
+          <w:szCs w:val="36"/>
+        </w:rPr>
+        <w:t>itemID</w:t>
+      </w:r>
+      <w:proofErr w:type="spellEnd"/>
+      <w:r>
+        <w:rPr>
+          <w:sz w:val="36"/>
+          <w:szCs w:val="36"/>
+        </w:rPr>
+        <w:t xml:space="preserve">) </w:t>
+      </w:r>
+    </w:p>
+    <w:p>
+      <w:pPr>
+        <w:numPr>
+          <w:ilvl w:val="0"/>
+          <w:numId w:val="8"/>
+        </w:numPr>
+        <w:rPr>
+          <w:sz w:val="36"/>
+          <w:szCs w:val="36"/>
+        </w:rPr>
+      </w:pPr>
+      <w:proofErr w:type="spellStart"/>
+      <w:proofErr w:type="gramStart"/>
+      <w:r>
+        <w:rPr>
+          <w:sz w:val="36"/>
+          <w:szCs w:val="36"/>
+        </w:rPr>
+        <w:t>displayOrders</w:t>
+      </w:r>
+      <w:proofErr w:type="spellEnd"/>
+      <w:r>
+        <w:rPr>
+          <w:sz w:val="36"/>
+          <w:szCs w:val="36"/>
+        </w:rPr>
+        <w:t>(</w:t>
+      </w:r>
+      <w:proofErr w:type="gramEnd"/>
+      <w:r>
+        <w:rPr>
+          <w:sz w:val="36"/>
+          <w:szCs w:val="36"/>
+        </w:rPr>
+        <w:t xml:space="preserve">) </w:t>
+      </w:r>
+    </w:p>
+    <w:p>
+      <w:pPr>
+        <w:numPr>
+          <w:ilvl w:val="0"/>
+          <w:numId w:val="8"/>
+        </w:numPr>
+        <w:rPr>
+          <w:sz w:val="36"/>
+          <w:szCs w:val="36"/>
+        </w:rPr>
+      </w:pPr>
+      <w:proofErr w:type="spellStart"/>
+      <w:proofErr w:type="gramStart"/>
+      <w:r>
+        <w:rPr>
+          <w:sz w:val="36"/>
+          <w:szCs w:val="36"/>
+        </w:rPr>
+        <w:t>isDupOrder</w:t>
+      </w:r>
+      <w:proofErr w:type="spellEnd"/>
+      <w:r>
+        <w:rPr>
+          <w:sz w:val="36"/>
+          <w:szCs w:val="36"/>
+        </w:rPr>
+        <w:t>(</w:t>
+      </w:r>
+      <w:proofErr w:type="gramEnd"/>
+      <w:r>
+        <w:rPr>
+          <w:sz w:val="36"/>
+          <w:szCs w:val="36"/>
+        </w:rPr>
+        <w:t xml:space="preserve">int </w:t>
+      </w:r>
+      <w:proofErr w:type="spellStart"/>
+      <w:r>
+        <w:rPr>
+          <w:sz w:val="36"/>
+          <w:szCs w:val="36"/>
+        </w:rPr>
+        <w:t>userID</w:t>
+      </w:r>
+      <w:proofErr w:type="spellEnd"/>
+      <w:r>
+        <w:rPr>
+          <w:sz w:val="36"/>
+          <w:szCs w:val="36"/>
+        </w:rPr>
+        <w:t xml:space="preserve">, int </w:t>
+      </w:r>
+      <w:proofErr w:type="spellStart"/>
+      <w:r>
+        <w:rPr>
+          <w:sz w:val="36"/>
+          <w:szCs w:val="36"/>
+        </w:rPr>
+        <w:t>itemID</w:t>
+      </w:r>
+      <w:proofErr w:type="spellEnd"/>
+      <w:r>
+        <w:rPr>
+          <w:sz w:val="36"/>
+          <w:szCs w:val="36"/>
+        </w:rPr>
+        <w:t xml:space="preserve">) </w:t>
+      </w:r>
+    </w:p>
+    <w:p>
+      <w:pPr>
+        <w:rPr>
+          <w:sz w:val="36"/>
+          <w:szCs w:val="36"/>
+        </w:rPr>
+      </w:pPr>
+      <w:r>
+        <w:rPr>
+          <w:sz w:val="36"/>
+          <w:szCs w:val="36"/>
+        </w:rPr>
+        <w:t xml:space="preserve">User </w:t>
+      </w:r>
+      <w:r>
+        <w:rPr>
+          <w:sz w:val="36"/>
+          <w:szCs w:val="36"/>
+        </w:rPr>
+        <w:t>API</w:t>
+      </w:r>
+    </w:p>
+    <w:p>
+      <w:pPr>
+        <w:numPr>
+          <w:ilvl w:val="0"/>
+          <w:numId w:val="8"/>
+        </w:numPr>
+        <w:rPr>
+          <w:sz w:val="36"/>
+          <w:szCs w:val="36"/>
+        </w:rPr>
+      </w:pPr>
+      <w:proofErr w:type="spellStart"/>
+      <w:proofErr w:type="gramStart"/>
+      <w:r>
+        <w:rPr>
+          <w:sz w:val="36"/>
+          <w:szCs w:val="36"/>
+        </w:rPr>
+        <w:t>insert</w:t>
+      </w:r>
+      <w:r>
+        <w:rPr>
+          <w:sz w:val="36"/>
+          <w:szCs w:val="36"/>
+        </w:rPr>
+        <w:t>User</w:t>
+      </w:r>
+      <w:proofErr w:type="spellEnd"/>
+      <w:r>
+        <w:rPr>
+          <w:sz w:val="36"/>
+          <w:szCs w:val="36"/>
+        </w:rPr>
+        <w:t>(</w:t>
+      </w:r>
+      <w:proofErr w:type="gramEnd"/>
+      <w:r>
+        <w:rPr>
+          <w:sz w:val="36"/>
+          <w:szCs w:val="36"/>
+        </w:rPr>
+        <w:t xml:space="preserve">Order order) </w:t>
+      </w:r>
+    </w:p>
+    <w:p>
+      <w:pPr>
+        <w:numPr>
+          <w:ilvl w:val="0"/>
+          <w:numId w:val="8"/>
+        </w:numPr>
+        <w:rPr>
+          <w:sz w:val="36"/>
+          <w:szCs w:val="36"/>
+        </w:rPr>
+      </w:pPr>
+      <w:proofErr w:type="spellStart"/>
+      <w:r>
+        <w:rPr>
+          <w:sz w:val="36"/>
+          <w:szCs w:val="36"/>
+        </w:rPr>
+        <w:t>update</w:t>
+      </w:r>
+      <w:r>
+        <w:rPr>
+          <w:sz w:val="36"/>
+          <w:szCs w:val="36"/>
+        </w:rPr>
+        <w:t>User</w:t>
+      </w:r>
+      <w:proofErr w:type="spellEnd"/>
+      <w:r>
+        <w:rPr>
+          <w:sz w:val="36"/>
+          <w:szCs w:val="36"/>
+        </w:rPr>
+        <w:t xml:space="preserve"> </w:t>
+      </w:r>
+      <w:r>
+        <w:rPr>
+          <w:sz w:val="36"/>
+          <w:szCs w:val="36"/>
+        </w:rPr>
+        <w:t xml:space="preserve">(Order order) </w:t>
+      </w:r>
+    </w:p>
+    <w:p>
+      <w:pPr>
+        <w:numPr>
+          <w:ilvl w:val="0"/>
+          <w:numId w:val="8"/>
+        </w:numPr>
+        <w:rPr>
+          <w:sz w:val="36"/>
+          <w:szCs w:val="36"/>
+        </w:rPr>
+      </w:pPr>
+      <w:proofErr w:type="spellStart"/>
+      <w:r>
+        <w:rPr>
+          <w:sz w:val="36"/>
+          <w:szCs w:val="36"/>
+        </w:rPr>
+        <w:t>delete</w:t>
+      </w:r>
+      <w:r>
+        <w:rPr>
+          <w:sz w:val="36"/>
+          <w:szCs w:val="36"/>
+        </w:rPr>
+        <w:t>User</w:t>
+      </w:r>
+      <w:proofErr w:type="spellEnd"/>
+      <w:r>
+        <w:rPr>
+          <w:sz w:val="36"/>
+          <w:szCs w:val="36"/>
+        </w:rPr>
+        <w:t xml:space="preserve"> </w:t>
+      </w:r>
+      <w:r>
+        <w:rPr>
+          <w:sz w:val="36"/>
+          <w:szCs w:val="36"/>
+        </w:rPr>
+        <w:t xml:space="preserve">(int </w:t>
+      </w:r>
+      <w:proofErr w:type="spellStart"/>
+      <w:r>
+        <w:rPr>
+          <w:sz w:val="36"/>
+          <w:szCs w:val="36"/>
+        </w:rPr>
+        <w:t>User</w:t>
+      </w:r>
+      <w:r>
+        <w:rPr>
+          <w:sz w:val="36"/>
+          <w:szCs w:val="36"/>
+        </w:rPr>
+        <w:t>ID</w:t>
+      </w:r>
+      <w:proofErr w:type="spellEnd"/>
+      <w:r>
+        <w:rPr>
+          <w:sz w:val="36"/>
+          <w:szCs w:val="36"/>
+        </w:rPr>
+        <w:t xml:space="preserve">) </w:t>
+      </w:r>
+    </w:p>
+    <w:p>
+      <w:pPr>
+        <w:numPr>
+          <w:ilvl w:val="0"/>
+          <w:numId w:val="8"/>
+        </w:numPr>
+        <w:rPr>
+          <w:sz w:val="36"/>
+          <w:szCs w:val="36"/>
+        </w:rPr>
+      </w:pPr>
+      <w:proofErr w:type="spellStart"/>
+      <w:r>
+        <w:rPr>
+          <w:sz w:val="36"/>
+          <w:szCs w:val="36"/>
+        </w:rPr>
+        <w:t>display</w:t>
+      </w:r>
+      <w:r>
+        <w:rPr>
+          <w:sz w:val="36"/>
+          <w:szCs w:val="36"/>
+        </w:rPr>
+        <w:t>User</w:t>
+      </w:r>
+      <w:proofErr w:type="spellEnd"/>
+      <w:r>
+        <w:rPr>
+          <w:sz w:val="36"/>
+          <w:szCs w:val="36"/>
+        </w:rPr>
+        <w:t xml:space="preserve"> </w:t>
+      </w:r>
+      <w:r>
+        <w:rPr>
+          <w:sz w:val="36"/>
+          <w:szCs w:val="36"/>
+        </w:rPr>
+        <w:t xml:space="preserve">() </w:t>
+      </w:r>
+    </w:p>
+    <w:p>
+      <w:pPr>
+        <w:numPr>
+          <w:ilvl w:val="0"/>
+          <w:numId w:val="8"/>
+        </w:numPr>
+        <w:rPr>
+          <w:sz w:val="36"/>
+          <w:szCs w:val="36"/>
+        </w:rPr>
+      </w:pPr>
+      <w:proofErr w:type="spellStart"/>
+      <w:r>
+        <w:rPr>
+          <w:sz w:val="36"/>
+          <w:szCs w:val="36"/>
+        </w:rPr>
+        <w:t>isDup</w:t>
+      </w:r>
+      <w:r>
+        <w:rPr>
+          <w:sz w:val="36"/>
+          <w:szCs w:val="36"/>
+        </w:rPr>
+        <w:t>User</w:t>
+      </w:r>
+      <w:proofErr w:type="spellEnd"/>
+      <w:r>
+        <w:rPr>
+          <w:sz w:val="36"/>
+          <w:szCs w:val="36"/>
+        </w:rPr>
+        <w:t xml:space="preserve"> </w:t>
+      </w:r>
+      <w:r>
+        <w:rPr>
+          <w:sz w:val="36"/>
+          <w:szCs w:val="36"/>
+        </w:rPr>
+        <w:t xml:space="preserve">(int </w:t>
+      </w:r>
+      <w:proofErr w:type="spellStart"/>
+      <w:r>
+        <w:rPr>
+          <w:sz w:val="36"/>
+          <w:szCs w:val="36"/>
+        </w:rPr>
+        <w:t>userID</w:t>
+      </w:r>
+      <w:proofErr w:type="spellEnd"/>
+      <w:r>
+        <w:rPr>
+          <w:sz w:val="36"/>
+          <w:szCs w:val="36"/>
+        </w:rPr>
+        <w:t xml:space="preserve">) </w:t>
+      </w:r>
+    </w:p>
+    <w:p>
+      <w:pPr>
+        <w:pStyle w:val="Heading1"/>
+      </w:pPr>
+      <w:bookmarkStart w:id="18" w:name="_Toc227706947"/>
+      <w:r>
+        <w:lastRenderedPageBreak/>
+        <w:t>Conclusion</w:t>
+      </w:r>
+      <w:bookmarkEnd w:id="18"/>
+    </w:p>
+    <w:p>
+      <w:pPr>
+        <w:pStyle w:val="NormalWeb"/>
+        <w:rPr>
+          <w:rFonts w:asciiTheme="minorHAnsi" w:hAnsiTheme="minorHAnsi"/>
+        </w:rPr>
+      </w:pPr>
+      <w:r>
+        <w:rPr>
+          <w:rFonts w:asciiTheme="minorHAnsi" w:hAnsiTheme="minorHAnsi"/>
+        </w:rPr>
+        <w:t>In conclusion, the Online Library Management System successfully demonstrates how Java, Java Swing, and MySQL can be integrated to build a functional and structured application for managing library operations. The system provides an efficient way to handle users, items, and orders through a graphical user interface connected directly to a relational database.</w:t>
+      </w:r>
+    </w:p>
+    <w:p>
+      <w:pPr>
+        <w:pStyle w:val="NormalWeb"/>
+        <w:rPr>
+          <w:rFonts w:asciiTheme="minorHAnsi" w:hAnsiTheme="minorHAnsi"/>
+        </w:rPr>
+      </w:pPr>
+      <w:r>
+        <w:rPr>
+          <w:rFonts w:asciiTheme="minorHAnsi" w:hAnsiTheme="minorHAnsi"/>
+        </w:rPr>
+        <w:t xml:space="preserve">The application supports full CRUD functionality, allowing data to be created, read, updated, and deleted easily through the GUI. Relationships between tables are implemented using primary and foreign keys, with inner joins used to combine related data and present meaningful information such as </w:t>
+      </w:r>
+      <w:proofErr w:type="gramStart"/>
+      <w:r>
+        <w:rPr>
+          <w:rFonts w:asciiTheme="minorHAnsi" w:hAnsiTheme="minorHAnsi"/>
+        </w:rPr>
+        <w:t>user names</w:t>
+      </w:r>
+      <w:proofErr w:type="gramEnd"/>
+      <w:r>
+        <w:rPr>
+          <w:rFonts w:asciiTheme="minorHAnsi" w:hAnsiTheme="minorHAnsi"/>
+        </w:rPr>
+        <w:t xml:space="preserve"> and item titles within orders.</w:t>
+      </w:r>
+    </w:p>
+    <w:p>
+      <w:pPr>
+        <w:pStyle w:val="NormalWeb"/>
+        <w:rPr>
+          <w:rFonts w:asciiTheme="minorHAnsi" w:hAnsiTheme="minorHAnsi"/>
+        </w:rPr>
+      </w:pPr>
+      <w:r>
+        <w:rPr>
+          <w:rFonts w:asciiTheme="minorHAnsi" w:hAnsiTheme="minorHAnsi"/>
+        </w:rPr>
+        <w:t>Overall, the project shows the practical use of object-oriented programming principles alongside database management and GUI development. It also includes basic validation and error handling to improve reliability and prevent incorrect input. The result is a simple, functional, and user-friendly system that effectively models a real-world library management process.</w:t>
+      </w:r>
+    </w:p>
+    <w:p>
+      <w:pPr>
+        <w:ind w:left="720"/>
+        <w:rPr>
+          <w:sz w:val="36"/>
+          <w:szCs w:val="36"/>
+        </w:rPr>
+      </w:pPr>
+    </w:p>
+    <w:p>
+      <w:pPr>
+        <w:rPr>
+          <w:sz w:val="36"/>
+          <w:szCs w:val="36"/>
+        </w:rPr>
+      </w:pPr>
+      <w:r>
+        <w:rPr>
+          <w:sz w:val="36"/>
+          <w:szCs w:val="36"/>
+        </w:rPr>
+        <w:t xml:space="preserve"> </w:t>
+      </w:r>
+    </w:p>
+    <w:p>
+      <w:pPr>
+        <w:rPr>
+          <w:b/>
+          <w:bCs/>
+          <w:color w:val="156082" w:themeColor="accent1"/>
+          <w:sz w:val="36"/>
+          <w:szCs w:val="36"/>
+        </w:rPr>
+      </w:pPr>
+    </w:p>
     <w:sectPr>
+      <w:footerReference w:type="default" r:id="rId23"/>
       <w:pgSz w:w="11906" w:h="16838"/>
       <w:pgMar w:top="1440" w:right="1440" w:bottom="1440" w:left="1440" w:header="708" w:footer="708" w:gutter="0"/>
       <w:pgNumType w:start="0"/>
@@ -4732,6 +7763,59 @@
     </w:p>
   </w:endnote>
 </w:endnotes>
+</file>
+
+<file path=word/footer1.xml><?xml version="1.0" encoding="utf-8"?>
+<w:ftr xmlns:wpc="http://schemas.microsoft.com/office/word/2010/wordprocessingCanvas" xmlns:cx="http://schemas.microsoft.com/office/drawing/2014/chartex" xmlns:cx1="http://schemas.microsoft.com/office/drawing/2015/9/8/chartex" xmlns:cx2="http://schemas.microsoft.com/office/drawing/2015/10/21/chartex" xmlns:cx3="http://schemas.microsoft.com/office/drawing/2016/5/9/chartex" xmlns:cx4="http://schemas.microsoft.com/office/drawing/2016/5/10/chartex" xmlns:cx5="http://schemas.microsoft.com/office/drawing/2016/5/11/chartex" xmlns:cx6="http://schemas.microsoft.com/office/drawing/2016/5/12/chartex" xmlns:cx7="http://schemas.microsoft.com/office/drawing/2016/5/13/chartex" xmlns:cx8="http://schemas.microsoft.com/office/drawing/2016/5/14/chartex" xmlns:mc="http://schemas.openxmlformats.org/markup-compatibility/2006" xmlns:aink="http://schemas.microsoft.com/office/drawing/2016/ink" xmlns:am3d="http://schemas.microsoft.com/office/drawing/2017/model3d" xmlns:o="urn:schemas-microsoft-com:office:office" xmlns:oel="http://schemas.microsoft.com/office/2019/extlst" xmlns:r="http://schemas.openxmlformats.org/officeDocument/2006/relationships" xmlns:m="http://schemas.openxmlformats.org/officeDocument/2006/math" xmlns:v="urn:schemas-microsoft-com:vml" xmlns:wp14="http://schemas.microsoft.com/office/word/2010/wordprocessingDrawing" xmlns:wp="http://schemas.openxmlformats.org/drawingml/2006/wordprocessingDrawing" xmlns:w10="urn:schemas-microsoft-com:office:word" xmlns:w="http://schemas.openxmlformats.org/wordprocessingml/2006/main" xmlns:w14="http://schemas.microsoft.com/office/word/2010/wordml" xmlns:w15="http://schemas.microsoft.com/office/word/2012/wordml" xmlns:w16cex="http://schemas.microsoft.com/office/word/2018/wordml/cex" xmlns:w16cid="http://schemas.microsoft.com/office/word/2016/wordml/cid" xmlns:w16="http://schemas.microsoft.com/office/word/2018/wordml" xmlns:w16du="http://schemas.microsoft.com/office/word/2023/wordml/word16du" xmlns:w16sdtdh="http://schemas.microsoft.com/office/word/2020/wordml/sdtdatahash" xmlns:w16sdtfl="http://schemas.microsoft.com/office/word/2024/wordml/sdtformatlock" xmlns:w16se="http://schemas.microsoft.com/office/word/2015/wordml/symex" xmlns:wpg="http://schemas.microsoft.com/office/word/2010/wordprocessingGroup" xmlns:wpi="http://schemas.microsoft.com/office/word/2010/wordprocessingInk" xmlns:wne="http://schemas.microsoft.com/office/word/2006/wordml" xmlns:wps="http://schemas.microsoft.com/office/word/2010/wordprocessingShape" mc:Ignorable="w14 w15 w16se w16cid w16 w16cex w16sdtdh w16sdtfl w16du wp14">
+  <w:sdt>
+    <w:sdtPr>
+      <w:id w:val="-1000651828"/>
+      <w:docPartObj>
+        <w:docPartGallery w:val="Page Numbers (Bottom of Page)"/>
+        <w:docPartUnique/>
+      </w:docPartObj>
+    </w:sdtPr>
+    <w:sdtEndPr>
+      <w:rPr>
+        <w:noProof/>
+      </w:rPr>
+    </w:sdtEndPr>
+    <w:sdtContent>
+      <w:p>
+        <w:pPr>
+          <w:pStyle w:val="Footer"/>
+          <w:jc w:val="right"/>
+        </w:pPr>
+        <w:r>
+          <w:fldChar w:fldCharType="begin"/>
+        </w:r>
+        <w:r>
+          <w:instrText xml:space="preserve"> PAGE   \* MERGEFORMAT </w:instrText>
+        </w:r>
+        <w:r>
+          <w:fldChar w:fldCharType="separate"/>
+        </w:r>
+        <w:r>
+          <w:rPr>
+            <w:noProof/>
+          </w:rPr>
+          <w:t>2</w:t>
+        </w:r>
+        <w:r>
+          <w:rPr>
+            <w:noProof/>
+          </w:rPr>
+          <w:fldChar w:fldCharType="end"/>
+        </w:r>
+      </w:p>
+    </w:sdtContent>
+  </w:sdt>
+  <w:p>
+    <w:pPr>
+      <w:pStyle w:val="Footer"/>
+    </w:pPr>
+  </w:p>
+</w:ftr>
 </file>
 
 <file path=word/footnotes.xml><?xml version="1.0" encoding="utf-8"?>
@@ -5137,9 +8221,9 @@
     </w:lvl>
   </w:abstractNum>
   <w:abstractNum w:abstractNumId="3" w15:restartNumberingAfterBreak="0">
-    <w:nsid w:val="393A129E"/>
+    <w:nsid w:val="33272940"/>
     <w:multiLevelType w:val="multilevel"/>
-    <w:tmpl w:val="BA943A4E"/>
+    <w:tmpl w:val="636CB7B2"/>
     <w:lvl w:ilvl="0">
       <w:start w:val="1"/>
       <w:numFmt w:val="bullet"/>
@@ -5286,9 +8370,9 @@
     </w:lvl>
   </w:abstractNum>
   <w:abstractNum w:abstractNumId="4" w15:restartNumberingAfterBreak="0">
-    <w:nsid w:val="464B5C1B"/>
+    <w:nsid w:val="393A129E"/>
     <w:multiLevelType w:val="multilevel"/>
-    <w:tmpl w:val="A070618E"/>
+    <w:tmpl w:val="BA943A4E"/>
     <w:lvl w:ilvl="0">
       <w:start w:val="1"/>
       <w:numFmt w:val="bullet"/>
@@ -5435,9 +8519,9 @@
     </w:lvl>
   </w:abstractNum>
   <w:abstractNum w:abstractNumId="5" w15:restartNumberingAfterBreak="0">
-    <w:nsid w:val="744F4A8D"/>
+    <w:nsid w:val="39E662D4"/>
     <w:multiLevelType w:val="multilevel"/>
-    <w:tmpl w:val="80B66006"/>
+    <w:tmpl w:val="647A0250"/>
     <w:lvl w:ilvl="0">
       <w:start w:val="1"/>
       <w:numFmt w:val="bullet"/>
@@ -5583,23 +8667,327 @@
       </w:rPr>
     </w:lvl>
   </w:abstractNum>
+  <w:abstractNum w:abstractNumId="6" w15:restartNumberingAfterBreak="0">
+    <w:nsid w:val="464B5C1B"/>
+    <w:multiLevelType w:val="multilevel"/>
+    <w:tmpl w:val="A070618E"/>
+    <w:lvl w:ilvl="0">
+      <w:start w:val="1"/>
+      <w:numFmt w:val="bullet"/>
+      <w:lvlText w:val=""/>
+      <w:lvlJc w:val="left"/>
+      <w:pPr>
+        <w:tabs>
+          <w:tab w:val="num" w:pos="720"/>
+        </w:tabs>
+        <w:ind w:left="720" w:hanging="360"/>
+      </w:pPr>
+      <w:rPr>
+        <w:rFonts w:ascii="Symbol" w:hAnsi="Symbol" w:hint="default"/>
+        <w:sz w:val="20"/>
+      </w:rPr>
+    </w:lvl>
+    <w:lvl w:ilvl="1" w:tentative="1">
+      <w:start w:val="1"/>
+      <w:numFmt w:val="bullet"/>
+      <w:lvlText w:val="o"/>
+      <w:lvlJc w:val="left"/>
+      <w:pPr>
+        <w:tabs>
+          <w:tab w:val="num" w:pos="1440"/>
+        </w:tabs>
+        <w:ind w:left="1440" w:hanging="360"/>
+      </w:pPr>
+      <w:rPr>
+        <w:rFonts w:ascii="Courier New" w:hAnsi="Courier New" w:hint="default"/>
+        <w:sz w:val="20"/>
+      </w:rPr>
+    </w:lvl>
+    <w:lvl w:ilvl="2" w:tentative="1">
+      <w:start w:val="1"/>
+      <w:numFmt w:val="bullet"/>
+      <w:lvlText w:val=""/>
+      <w:lvlJc w:val="left"/>
+      <w:pPr>
+        <w:tabs>
+          <w:tab w:val="num" w:pos="2160"/>
+        </w:tabs>
+        <w:ind w:left="2160" w:hanging="360"/>
+      </w:pPr>
+      <w:rPr>
+        <w:rFonts w:ascii="Wingdings" w:hAnsi="Wingdings" w:hint="default"/>
+        <w:sz w:val="20"/>
+      </w:rPr>
+    </w:lvl>
+    <w:lvl w:ilvl="3" w:tentative="1">
+      <w:start w:val="1"/>
+      <w:numFmt w:val="bullet"/>
+      <w:lvlText w:val=""/>
+      <w:lvlJc w:val="left"/>
+      <w:pPr>
+        <w:tabs>
+          <w:tab w:val="num" w:pos="2880"/>
+        </w:tabs>
+        <w:ind w:left="2880" w:hanging="360"/>
+      </w:pPr>
+      <w:rPr>
+        <w:rFonts w:ascii="Wingdings" w:hAnsi="Wingdings" w:hint="default"/>
+        <w:sz w:val="20"/>
+      </w:rPr>
+    </w:lvl>
+    <w:lvl w:ilvl="4" w:tentative="1">
+      <w:start w:val="1"/>
+      <w:numFmt w:val="bullet"/>
+      <w:lvlText w:val=""/>
+      <w:lvlJc w:val="left"/>
+      <w:pPr>
+        <w:tabs>
+          <w:tab w:val="num" w:pos="3600"/>
+        </w:tabs>
+        <w:ind w:left="3600" w:hanging="360"/>
+      </w:pPr>
+      <w:rPr>
+        <w:rFonts w:ascii="Wingdings" w:hAnsi="Wingdings" w:hint="default"/>
+        <w:sz w:val="20"/>
+      </w:rPr>
+    </w:lvl>
+    <w:lvl w:ilvl="5" w:tentative="1">
+      <w:start w:val="1"/>
+      <w:numFmt w:val="bullet"/>
+      <w:lvlText w:val=""/>
+      <w:lvlJc w:val="left"/>
+      <w:pPr>
+        <w:tabs>
+          <w:tab w:val="num" w:pos="4320"/>
+        </w:tabs>
+        <w:ind w:left="4320" w:hanging="360"/>
+      </w:pPr>
+      <w:rPr>
+        <w:rFonts w:ascii="Wingdings" w:hAnsi="Wingdings" w:hint="default"/>
+        <w:sz w:val="20"/>
+      </w:rPr>
+    </w:lvl>
+    <w:lvl w:ilvl="6" w:tentative="1">
+      <w:start w:val="1"/>
+      <w:numFmt w:val="bullet"/>
+      <w:lvlText w:val=""/>
+      <w:lvlJc w:val="left"/>
+      <w:pPr>
+        <w:tabs>
+          <w:tab w:val="num" w:pos="5040"/>
+        </w:tabs>
+        <w:ind w:left="5040" w:hanging="360"/>
+      </w:pPr>
+      <w:rPr>
+        <w:rFonts w:ascii="Wingdings" w:hAnsi="Wingdings" w:hint="default"/>
+        <w:sz w:val="20"/>
+      </w:rPr>
+    </w:lvl>
+    <w:lvl w:ilvl="7" w:tentative="1">
+      <w:start w:val="1"/>
+      <w:numFmt w:val="bullet"/>
+      <w:lvlText w:val=""/>
+      <w:lvlJc w:val="left"/>
+      <w:pPr>
+        <w:tabs>
+          <w:tab w:val="num" w:pos="5760"/>
+        </w:tabs>
+        <w:ind w:left="5760" w:hanging="360"/>
+      </w:pPr>
+      <w:rPr>
+        <w:rFonts w:ascii="Wingdings" w:hAnsi="Wingdings" w:hint="default"/>
+        <w:sz w:val="20"/>
+      </w:rPr>
+    </w:lvl>
+    <w:lvl w:ilvl="8" w:tentative="1">
+      <w:start w:val="1"/>
+      <w:numFmt w:val="bullet"/>
+      <w:lvlText w:val=""/>
+      <w:lvlJc w:val="left"/>
+      <w:pPr>
+        <w:tabs>
+          <w:tab w:val="num" w:pos="6480"/>
+        </w:tabs>
+        <w:ind w:left="6480" w:hanging="360"/>
+      </w:pPr>
+      <w:rPr>
+        <w:rFonts w:ascii="Wingdings" w:hAnsi="Wingdings" w:hint="default"/>
+        <w:sz w:val="20"/>
+      </w:rPr>
+    </w:lvl>
+  </w:abstractNum>
+  <w:abstractNum w:abstractNumId="7" w15:restartNumberingAfterBreak="0">
+    <w:nsid w:val="744F4A8D"/>
+    <w:multiLevelType w:val="multilevel"/>
+    <w:tmpl w:val="80B66006"/>
+    <w:lvl w:ilvl="0">
+      <w:start w:val="1"/>
+      <w:numFmt w:val="bullet"/>
+      <w:lvlText w:val=""/>
+      <w:lvlJc w:val="left"/>
+      <w:pPr>
+        <w:tabs>
+          <w:tab w:val="num" w:pos="720"/>
+        </w:tabs>
+        <w:ind w:left="720" w:hanging="360"/>
+      </w:pPr>
+      <w:rPr>
+        <w:rFonts w:ascii="Symbol" w:hAnsi="Symbol" w:hint="default"/>
+        <w:sz w:val="20"/>
+      </w:rPr>
+    </w:lvl>
+    <w:lvl w:ilvl="1" w:tentative="1">
+      <w:start w:val="1"/>
+      <w:numFmt w:val="bullet"/>
+      <w:lvlText w:val="o"/>
+      <w:lvlJc w:val="left"/>
+      <w:pPr>
+        <w:tabs>
+          <w:tab w:val="num" w:pos="1440"/>
+        </w:tabs>
+        <w:ind w:left="1440" w:hanging="360"/>
+      </w:pPr>
+      <w:rPr>
+        <w:rFonts w:ascii="Courier New" w:hAnsi="Courier New" w:hint="default"/>
+        <w:sz w:val="20"/>
+      </w:rPr>
+    </w:lvl>
+    <w:lvl w:ilvl="2" w:tentative="1">
+      <w:start w:val="1"/>
+      <w:numFmt w:val="bullet"/>
+      <w:lvlText w:val=""/>
+      <w:lvlJc w:val="left"/>
+      <w:pPr>
+        <w:tabs>
+          <w:tab w:val="num" w:pos="2160"/>
+        </w:tabs>
+        <w:ind w:left="2160" w:hanging="360"/>
+      </w:pPr>
+      <w:rPr>
+        <w:rFonts w:ascii="Wingdings" w:hAnsi="Wingdings" w:hint="default"/>
+        <w:sz w:val="20"/>
+      </w:rPr>
+    </w:lvl>
+    <w:lvl w:ilvl="3" w:tentative="1">
+      <w:start w:val="1"/>
+      <w:numFmt w:val="bullet"/>
+      <w:lvlText w:val=""/>
+      <w:lvlJc w:val="left"/>
+      <w:pPr>
+        <w:tabs>
+          <w:tab w:val="num" w:pos="2880"/>
+        </w:tabs>
+        <w:ind w:left="2880" w:hanging="360"/>
+      </w:pPr>
+      <w:rPr>
+        <w:rFonts w:ascii="Wingdings" w:hAnsi="Wingdings" w:hint="default"/>
+        <w:sz w:val="20"/>
+      </w:rPr>
+    </w:lvl>
+    <w:lvl w:ilvl="4" w:tentative="1">
+      <w:start w:val="1"/>
+      <w:numFmt w:val="bullet"/>
+      <w:lvlText w:val=""/>
+      <w:lvlJc w:val="left"/>
+      <w:pPr>
+        <w:tabs>
+          <w:tab w:val="num" w:pos="3600"/>
+        </w:tabs>
+        <w:ind w:left="3600" w:hanging="360"/>
+      </w:pPr>
+      <w:rPr>
+        <w:rFonts w:ascii="Wingdings" w:hAnsi="Wingdings" w:hint="default"/>
+        <w:sz w:val="20"/>
+      </w:rPr>
+    </w:lvl>
+    <w:lvl w:ilvl="5" w:tentative="1">
+      <w:start w:val="1"/>
+      <w:numFmt w:val="bullet"/>
+      <w:lvlText w:val=""/>
+      <w:lvlJc w:val="left"/>
+      <w:pPr>
+        <w:tabs>
+          <w:tab w:val="num" w:pos="4320"/>
+        </w:tabs>
+        <w:ind w:left="4320" w:hanging="360"/>
+      </w:pPr>
+      <w:rPr>
+        <w:rFonts w:ascii="Wingdings" w:hAnsi="Wingdings" w:hint="default"/>
+        <w:sz w:val="20"/>
+      </w:rPr>
+    </w:lvl>
+    <w:lvl w:ilvl="6" w:tentative="1">
+      <w:start w:val="1"/>
+      <w:numFmt w:val="bullet"/>
+      <w:lvlText w:val=""/>
+      <w:lvlJc w:val="left"/>
+      <w:pPr>
+        <w:tabs>
+          <w:tab w:val="num" w:pos="5040"/>
+        </w:tabs>
+        <w:ind w:left="5040" w:hanging="360"/>
+      </w:pPr>
+      <w:rPr>
+        <w:rFonts w:ascii="Wingdings" w:hAnsi="Wingdings" w:hint="default"/>
+        <w:sz w:val="20"/>
+      </w:rPr>
+    </w:lvl>
+    <w:lvl w:ilvl="7" w:tentative="1">
+      <w:start w:val="1"/>
+      <w:numFmt w:val="bullet"/>
+      <w:lvlText w:val=""/>
+      <w:lvlJc w:val="left"/>
+      <w:pPr>
+        <w:tabs>
+          <w:tab w:val="num" w:pos="5760"/>
+        </w:tabs>
+        <w:ind w:left="5760" w:hanging="360"/>
+      </w:pPr>
+      <w:rPr>
+        <w:rFonts w:ascii="Wingdings" w:hAnsi="Wingdings" w:hint="default"/>
+        <w:sz w:val="20"/>
+      </w:rPr>
+    </w:lvl>
+    <w:lvl w:ilvl="8" w:tentative="1">
+      <w:start w:val="1"/>
+      <w:numFmt w:val="bullet"/>
+      <w:lvlText w:val=""/>
+      <w:lvlJc w:val="left"/>
+      <w:pPr>
+        <w:tabs>
+          <w:tab w:val="num" w:pos="6480"/>
+        </w:tabs>
+        <w:ind w:left="6480" w:hanging="360"/>
+      </w:pPr>
+      <w:rPr>
+        <w:rFonts w:ascii="Wingdings" w:hAnsi="Wingdings" w:hint="default"/>
+        <w:sz w:val="20"/>
+      </w:rPr>
+    </w:lvl>
+  </w:abstractNum>
   <w:num w:numId="1" w16cid:durableId="95250908">
-    <w:abstractNumId w:val="4"/>
+    <w:abstractNumId w:val="6"/>
   </w:num>
   <w:num w:numId="2" w16cid:durableId="649986448">
-    <w:abstractNumId w:val="5"/>
+    <w:abstractNumId w:val="7"/>
   </w:num>
   <w:num w:numId="3" w16cid:durableId="789205332">
     <w:abstractNumId w:val="0"/>
   </w:num>
   <w:num w:numId="4" w16cid:durableId="297800837">
-    <w:abstractNumId w:val="3"/>
+    <w:abstractNumId w:val="4"/>
   </w:num>
   <w:num w:numId="5" w16cid:durableId="1767573910">
     <w:abstractNumId w:val="2"/>
   </w:num>
   <w:num w:numId="6" w16cid:durableId="781649218">
     <w:abstractNumId w:val="1"/>
+  </w:num>
+  <w:num w:numId="7" w16cid:durableId="1737825836">
+    <w:abstractNumId w:val="3"/>
+  </w:num>
+  <w:num w:numId="8" w16cid:durableId="65881579">
+    <w:abstractNumId w:val="5"/>
   </w:num>
 </w:numbering>
 </file>
@@ -6621,6 +10009,89 @@
     <w:uiPriority w:val="99"/>
     <w:rsid w:val="00F723FA"/>
   </w:style>
+  <w:style w:type="paragraph" w:styleId="TOCHeading">
+    <w:name w:val="TOC Heading"/>
+    <w:basedOn w:val="Heading1"/>
+    <w:next w:val="Normal"/>
+    <w:uiPriority w:val="39"/>
+    <w:unhideWhenUsed/>
+    <w:qFormat/>
+    <w:rsid w:val="0083513E"/>
+    <w:pPr>
+      <w:spacing w:before="240" w:after="0"/>
+      <w:outlineLvl w:val="9"/>
+    </w:pPr>
+    <w:rPr>
+      <w:kern w:val="0"/>
+      <w:sz w:val="32"/>
+      <w:szCs w:val="32"/>
+      <w:lang w:val="en-US"/>
+      <w14:ligatures w14:val="none"/>
+    </w:rPr>
+  </w:style>
+  <w:style w:type="paragraph" w:styleId="TOC1">
+    <w:name w:val="toc 1"/>
+    <w:basedOn w:val="Normal"/>
+    <w:next w:val="Normal"/>
+    <w:autoRedefine/>
+    <w:uiPriority w:val="39"/>
+    <w:unhideWhenUsed/>
+    <w:rsid w:val="0083513E"/>
+    <w:pPr>
+      <w:tabs>
+        <w:tab w:val="right" w:leader="dot" w:pos="9016"/>
+      </w:tabs>
+      <w:spacing w:after="100"/>
+    </w:pPr>
+    <w:rPr>
+      <w:b/>
+      <w:bCs/>
+      <w:noProof/>
+    </w:rPr>
+  </w:style>
+  <w:style w:type="paragraph" w:styleId="TOC2">
+    <w:name w:val="toc 2"/>
+    <w:basedOn w:val="Normal"/>
+    <w:next w:val="Normal"/>
+    <w:autoRedefine/>
+    <w:uiPriority w:val="39"/>
+    <w:unhideWhenUsed/>
+    <w:rsid w:val="0083513E"/>
+    <w:pPr>
+      <w:spacing w:after="100"/>
+      <w:ind w:left="220"/>
+    </w:pPr>
+  </w:style>
+  <w:style w:type="character" w:styleId="Hyperlink">
+    <w:name w:val="Hyperlink"/>
+    <w:basedOn w:val="DefaultParagraphFont"/>
+    <w:uiPriority w:val="99"/>
+    <w:unhideWhenUsed/>
+    <w:rsid w:val="0083513E"/>
+    <w:rPr>
+      <w:color w:val="467886" w:themeColor="hyperlink"/>
+      <w:u w:val="single"/>
+    </w:rPr>
+  </w:style>
+  <w:style w:type="paragraph" w:styleId="TOC3">
+    <w:name w:val="toc 3"/>
+    <w:basedOn w:val="Normal"/>
+    <w:next w:val="Normal"/>
+    <w:autoRedefine/>
+    <w:uiPriority w:val="39"/>
+    <w:unhideWhenUsed/>
+    <w:rsid w:val="0083513E"/>
+    <w:pPr>
+      <w:spacing w:after="100"/>
+      <w:ind w:left="440"/>
+    </w:pPr>
+    <w:rPr>
+      <w:rFonts w:eastAsiaTheme="minorEastAsia" w:cs="Times New Roman"/>
+      <w:kern w:val="0"/>
+      <w:lang w:val="en-US"/>
+      <w14:ligatures w14:val="none"/>
+    </w:rPr>
+  </w:style>
 </w:styles>
 </file>
 
@@ -6930,10 +10401,22 @@
 </CoverPageProperties>
 </file>
 
+<file path=customXml/item2.xml><?xml version="1.0" encoding="utf-8"?>
+<b:Sources xmlns:b="http://schemas.openxmlformats.org/officeDocument/2006/bibliography" xmlns="http://schemas.openxmlformats.org/officeDocument/2006/bibliography" SelectedStyle="\APASixthEditionOfficeOnline.xsl" StyleName="APA" Version="6"/>
+</file>
+
 <file path=customXml/itemProps1.xml><?xml version="1.0" encoding="utf-8"?>
 <ds:datastoreItem xmlns:ds="http://schemas.openxmlformats.org/officeDocument/2006/customXml" ds:itemID="{55AF091B-3C7A-41E3-B477-F2FDAA23CFDA}">
   <ds:schemaRefs>
     <ds:schemaRef ds:uri="http://schemas.microsoft.com/office/2006/coverPageProps"/>
   </ds:schemaRefs>
 </ds:datastoreItem>
+</file>
+
+<file path=customXml/itemProps2.xml><?xml version="1.0" encoding="utf-8"?>
+<ds:datastoreItem xmlns:ds="http://schemas.openxmlformats.org/officeDocument/2006/customXml" ds:itemID="{3361E3DF-ACCF-4B83-96B1-617623218C2F}">
+  <ds:schemaRefs>
+    <ds:schemaRef ds:uri="http://schemas.openxmlformats.org/officeDocument/2006/bibliography"/>
+  </ds:schemaRefs>
+</ds:datastoreItem>
 </file>